--- a/Final Report.docx
+++ b/Final Report.docx
@@ -5182,27 +5182,79 @@
         <w:spacing w:line="240" w:lineRule="auto"/>
         <w:rPr>
           <w:rFonts w:ascii="Cambria" w:hAnsi="Cambria"/>
-        </w:rPr>
-      </w:pPr>
-      <w:r>
-        <w:rPr>
-          <w:rFonts w:ascii="Cambria" w:hAnsi="Cambria"/>
-        </w:rPr>
-        <w:t>The experimental results are divided into two parts.</w:t>
-      </w:r>
-      <w:r>
-        <w:rPr>
-          <w:rFonts w:ascii="Cambria" w:hAnsi="Cambria"/>
+          <w:lang w:val="en-IL"/>
+        </w:rPr>
+      </w:pPr>
+      <w:r>
+        <w:rPr>
+          <w:rFonts w:ascii="Cambria" w:hAnsi="Cambria"/>
+          <w:lang w:val="en-IL"/>
+        </w:rPr>
+        <w:t>The experimental evaluation is divided into two stages.</w:t>
+      </w:r>
+      <w:r>
+        <w:rPr>
+          <w:rFonts w:ascii="Cambria" w:hAnsi="Cambria"/>
+          <w:lang w:val="en-IL"/>
         </w:rPr>
         <w:br/>
-        <w:t>First, we present the results of the parameter tuning phase for each algorithm.</w:t>
-      </w:r>
-      <w:r>
-        <w:rPr>
-          <w:rFonts w:ascii="Cambria" w:hAnsi="Cambria"/>
+        <w:t xml:space="preserve">First, we present the results of the </w:t>
+      </w:r>
+      <w:r>
+        <w:rPr>
+          <w:rFonts w:ascii="Cambria" w:hAnsi="Cambria"/>
+          <w:b/>
+          <w:bCs/>
+          <w:lang w:val="en-IL"/>
+        </w:rPr>
+        <w:t>parameter tuning phase</w:t>
+      </w:r>
+      <w:r>
+        <w:rPr>
+          <w:rFonts w:ascii="Cambria" w:hAnsi="Cambria"/>
+          <w:lang w:val="en-IL"/>
+        </w:rPr>
+        <w:t>, where the best configuration for each streaming algorithm is selected.</w:t>
+      </w:r>
+      <w:r>
+        <w:rPr>
+          <w:rFonts w:ascii="Cambria" w:hAnsi="Cambria"/>
+          <w:lang w:val="en-IL"/>
         </w:rPr>
         <w:br/>
-        <w:t>Second, we present the overall comparison of the algorithms on the full set of datasets.</w:t>
+        <w:t xml:space="preserve">Second, we present the </w:t>
+      </w:r>
+      <w:r>
+        <w:rPr>
+          <w:rFonts w:ascii="Cambria" w:hAnsi="Cambria"/>
+          <w:b/>
+          <w:bCs/>
+          <w:lang w:val="en-IL"/>
+        </w:rPr>
+        <w:t>overall comparison of all algorithms</w:t>
+      </w:r>
+      <w:r>
+        <w:rPr>
+          <w:rFonts w:ascii="Cambria" w:hAnsi="Cambria"/>
+          <w:lang w:val="en-IL"/>
+        </w:rPr>
+        <w:t xml:space="preserve"> across the full set of datasets.</w:t>
+      </w:r>
+    </w:p>
+    <w:p>
+      <w:pPr>
+        <w:spacing w:line="240" w:lineRule="auto"/>
+        <w:rPr>
+          <w:rFonts w:ascii="Cambria" w:hAnsi="Cambria"/>
+          <w:lang w:val="en-IL"/>
+        </w:rPr>
+      </w:pPr>
+      <w:r>
+        <w:rPr>
+          <w:rFonts w:ascii="Cambria" w:hAnsi="Cambria"/>
+          <w:lang w:val="en-IL"/>
+        </w:rPr>
+        <w:t>The evaluation focuses on the trade-off between clustering quality and computational resources, including runtime and memory consumption.</w:t>
       </w:r>
     </w:p>
     <w:p>
@@ -5233,57 +5285,51 @@
         <w:spacing w:line="240" w:lineRule="auto"/>
         <w:rPr>
           <w:rFonts w:ascii="Cambria" w:hAnsi="Cambria"/>
-        </w:rPr>
-      </w:pPr>
-      <w:r>
-        <w:rPr>
-          <w:rFonts w:ascii="Cambria" w:hAnsi="Cambria"/>
-        </w:rPr>
-        <w:t>In the parameter tuning phase, multiple parameter configurations were evaluated for each streaming algorithm.</w:t>
-      </w:r>
-    </w:p>
-    <w:p>
-      <w:pPr>
-        <w:spacing w:line="240" w:lineRule="auto"/>
-        <w:rPr>
-          <w:rFonts w:ascii="Cambria" w:hAnsi="Cambria"/>
-        </w:rPr>
-      </w:pPr>
-      <w:r>
-        <w:rPr>
-          <w:rFonts w:ascii="Cambria" w:hAnsi="Cambria"/>
-        </w:rPr>
-        <w:t xml:space="preserve">For each algorithm, we </w:t>
-      </w:r>
-      <w:proofErr w:type="spellStart"/>
-      <w:r>
-        <w:rPr>
-          <w:rFonts w:ascii="Cambria" w:hAnsi="Cambria"/>
-        </w:rPr>
-        <w:t>analyzed</w:t>
-      </w:r>
-      <w:proofErr w:type="spellEnd"/>
-      <w:r>
-        <w:rPr>
-          <w:rFonts w:ascii="Cambria" w:hAnsi="Cambria"/>
-        </w:rPr>
-        <w:t xml:space="preserve"> the trade-off between clustering quality and computational resources using two plots:</w:t>
+          <w:lang w:val="en-IL"/>
+        </w:rPr>
+      </w:pPr>
+      <w:r>
+        <w:rPr>
+          <w:rFonts w:ascii="Cambria" w:hAnsi="Cambria"/>
+          <w:lang w:val="en-IL"/>
+        </w:rPr>
+        <w:t>During the parameter tuning phase, multiple parameter configurations were evaluated for each streaming clustering algorithm.</w:t>
+      </w:r>
+    </w:p>
+    <w:p>
+      <w:pPr>
+        <w:spacing w:line="240" w:lineRule="auto"/>
+        <w:rPr>
+          <w:rFonts w:ascii="Cambria" w:hAnsi="Cambria"/>
+          <w:lang w:val="en-IL"/>
+        </w:rPr>
+      </w:pPr>
+      <w:r>
+        <w:rPr>
+          <w:rFonts w:ascii="Cambria" w:hAnsi="Cambria"/>
+          <w:lang w:val="en-IL"/>
+        </w:rPr>
+        <w:t>For every algorithm, we explored the trade-off between clustering quality and computational efficiency using two types of plots:</w:t>
       </w:r>
     </w:p>
     <w:p>
       <w:pPr>
         <w:numPr>
           <w:ilvl w:val="0"/>
-          <w:numId w:val="14"/>
+          <w:numId w:val="53"/>
         </w:numPr>
         <w:spacing w:line="240" w:lineRule="auto"/>
         <w:rPr>
           <w:rFonts w:ascii="Cambria" w:hAnsi="Cambria"/>
-        </w:rPr>
-      </w:pPr>
-      <w:r>
-        <w:rPr>
-          <w:rFonts w:ascii="Cambria" w:hAnsi="Cambria"/>
+          <w:lang w:val="en-IL"/>
+        </w:rPr>
+      </w:pPr>
+      <w:r>
+        <w:rPr>
+          <w:rFonts w:ascii="Cambria" w:hAnsi="Cambria"/>
+          <w:b/>
+          <w:bCs/>
+          <w:lang w:val="en-IL"/>
         </w:rPr>
         <w:t>Memory usage vs clustering quality</w:t>
       </w:r>
@@ -5292,16 +5338,20 @@
       <w:pPr>
         <w:numPr>
           <w:ilvl w:val="0"/>
-          <w:numId w:val="14"/>
+          <w:numId w:val="53"/>
         </w:numPr>
         <w:spacing w:line="240" w:lineRule="auto"/>
         <w:rPr>
           <w:rFonts w:ascii="Cambria" w:hAnsi="Cambria"/>
-        </w:rPr>
-      </w:pPr>
-      <w:r>
-        <w:rPr>
-          <w:rFonts w:ascii="Cambria" w:hAnsi="Cambria"/>
+          <w:lang w:val="en-IL"/>
+        </w:rPr>
+      </w:pPr>
+      <w:r>
+        <w:rPr>
+          <w:rFonts w:ascii="Cambria" w:hAnsi="Cambria"/>
+          <w:b/>
+          <w:bCs/>
+          <w:lang w:val="en-IL"/>
         </w:rPr>
         <w:t>Runtime vs clustering quality</w:t>
       </w:r>
@@ -5311,22 +5361,48 @@
         <w:spacing w:line="240" w:lineRule="auto"/>
         <w:rPr>
           <w:rFonts w:ascii="Cambria" w:hAnsi="Cambria"/>
-        </w:rPr>
-      </w:pPr>
-      <w:r>
-        <w:rPr>
-          <w:rFonts w:ascii="Cambria" w:hAnsi="Cambria"/>
-        </w:rPr>
-        <w:t>These plots allow identifying parameter configurations that provide the best balance between efficiency and clustering accuracy.</w:t>
-      </w:r>
-    </w:p>
-    <w:p>
-      <w:pPr>
-        <w:spacing w:line="240" w:lineRule="auto"/>
-        <w:rPr>
-          <w:rFonts w:ascii="Cambria" w:hAnsi="Cambria"/>
-        </w:rPr>
-      </w:pPr>
+          <w:lang w:val="en-IL"/>
+        </w:rPr>
+      </w:pPr>
+      <w:r>
+        <w:rPr>
+          <w:rFonts w:ascii="Cambria" w:hAnsi="Cambria"/>
+          <w:lang w:val="en-IL"/>
+        </w:rPr>
+        <w:t>These plots allow identifying configurations that achieve the best balance between clustering accuracy and computational cost.</w:t>
+      </w:r>
+    </w:p>
+    <w:p>
+      <w:pPr>
+        <w:spacing w:line="240" w:lineRule="auto"/>
+        <w:rPr>
+          <w:rFonts w:ascii="Cambria" w:hAnsi="Cambria"/>
+          <w:lang w:val="en-IL"/>
+        </w:rPr>
+      </w:pPr>
+      <w:r>
+        <w:rPr>
+          <w:rFonts w:ascii="Cambria" w:hAnsi="Cambria"/>
+          <w:lang w:val="en-IL"/>
+        </w:rPr>
+        <w:t xml:space="preserve">Each point in the plots represents the </w:t>
+      </w:r>
+      <w:r>
+        <w:rPr>
+          <w:rFonts w:ascii="Cambria" w:hAnsi="Cambria"/>
+          <w:b/>
+          <w:bCs/>
+          <w:lang w:val="en-IL"/>
+        </w:rPr>
+        <w:t>average result over multiple random seeds</w:t>
+      </w:r>
+      <w:r>
+        <w:rPr>
+          <w:rFonts w:ascii="Cambria" w:hAnsi="Cambria"/>
+          <w:lang w:val="en-IL"/>
+        </w:rPr>
+        <w:t xml:space="preserve"> for a specific parameter configuration.</w:t>
+      </w:r>
     </w:p>
     <w:p>
       <w:pPr>
@@ -5348,14 +5424,141 @@
         <w:spacing w:line="240" w:lineRule="auto"/>
         <w:rPr>
           <w:rFonts w:ascii="Cambria" w:hAnsi="Cambria"/>
+          <w:lang w:val="en-US"/>
+        </w:rPr>
+      </w:pPr>
+      <w:r>
+        <w:rPr>
+          <w:rFonts w:ascii="Cambria" w:hAnsi="Cambria"/>
+        </w:rPr>
+        <w:t>The STREAM algorithm was evaluated under different values of the parameter controlling the summary size.</w:t>
+      </w:r>
+    </w:p>
+    <w:p>
+      <w:pPr>
+        <w:spacing w:line="240" w:lineRule="auto"/>
+        <w:rPr>
+          <w:rFonts w:ascii="Cambria" w:hAnsi="Cambria"/>
+        </w:rPr>
+      </w:pPr>
+      <w:r>
+        <w:rPr>
+          <w:rFonts w:ascii="Cambria" w:hAnsi="Cambria"/>
+        </w:rPr>
+        <w:t xml:space="preserve">In this experiment we tune the </w:t>
+      </w:r>
+      <w:proofErr w:type="spellStart"/>
+      <w:r>
+        <w:rPr>
+          <w:rFonts w:ascii="Cambria" w:hAnsi="Cambria"/>
+          <w:b/>
+          <w:bCs/>
+        </w:rPr>
+        <w:t>m_factor</w:t>
+      </w:r>
+      <w:proofErr w:type="spellEnd"/>
+      <w:r>
+        <w:rPr>
+          <w:rFonts w:ascii="Cambria" w:hAnsi="Cambria"/>
+        </w:rPr>
+        <w:t xml:space="preserve"> parameter of the Guha streaming k-means algorithm.</w:t>
+      </w:r>
+      <w:r>
+        <w:rPr>
+          <w:rFonts w:ascii="Cambria" w:hAnsi="Cambria"/>
+        </w:rPr>
+        <w:t xml:space="preserve"> </w:t>
+      </w:r>
+      <w:r>
+        <w:rPr>
+          <w:rFonts w:ascii="Cambria" w:hAnsi="Cambria"/>
+        </w:rPr>
+        <w:t>This parameter determines the size of the summary (or coreset) maintained by the algorithm while processing the data stream.</w:t>
+      </w:r>
+    </w:p>
+    <w:p>
+      <w:pPr>
+        <w:spacing w:line="240" w:lineRule="auto"/>
+        <w:rPr>
+          <w:rFonts w:ascii="Cambria" w:hAnsi="Cambria"/>
+          <w:lang w:val="en-IL"/>
+        </w:rPr>
+      </w:pPr>
+      <w:r>
+        <w:rPr>
+          <w:rFonts w:ascii="Cambria" w:hAnsi="Cambria"/>
+          <w:lang w:val="en-IL"/>
+        </w:rPr>
+        <w:t xml:space="preserve">Larger values of </w:t>
+      </w:r>
+      <w:proofErr w:type="spellStart"/>
+      <w:r>
+        <w:rPr>
+          <w:rFonts w:ascii="Cambria" w:hAnsi="Cambria"/>
+          <w:b/>
+          <w:bCs/>
+          <w:lang w:val="en-IL"/>
+        </w:rPr>
+        <w:t>m_factor</w:t>
+      </w:r>
+      <w:proofErr w:type="spellEnd"/>
+      <w:r>
+        <w:rPr>
+          <w:rFonts w:ascii="Cambria" w:hAnsi="Cambria"/>
+          <w:lang w:val="en-IL"/>
+        </w:rPr>
+        <w:t xml:space="preserve"> allow the algorithm to maintain more intermediate cluster </w:t>
+      </w:r>
+      <w:proofErr w:type="spellStart"/>
+      <w:r>
+        <w:rPr>
+          <w:rFonts w:ascii="Cambria" w:hAnsi="Cambria"/>
+          <w:lang w:val="en-IL"/>
+        </w:rPr>
+        <w:t>centers</w:t>
+      </w:r>
+      <w:proofErr w:type="spellEnd"/>
+      <w:r>
+        <w:rPr>
+          <w:rFonts w:ascii="Cambria" w:hAnsi="Cambria"/>
+          <w:lang w:val="en-IL"/>
+        </w:rPr>
+        <w:t>, which may improve clustering quality but increase memory consumption and runtime.</w:t>
+      </w:r>
+    </w:p>
+    <w:p>
+      <w:pPr>
+        <w:spacing w:line="240" w:lineRule="auto"/>
+        <w:rPr>
+          <w:rFonts w:ascii="Cambria" w:hAnsi="Cambria"/>
           <w:rtl/>
-        </w:rPr>
-      </w:pPr>
-      <w:r>
-        <w:rPr>
-          <w:rFonts w:ascii="Cambria" w:hAnsi="Cambria"/>
-        </w:rPr>
-        <w:t>The STREAM algorithm was evaluated under different values of the parameter controlling the summary size.</w:t>
+          <w:lang w:val="en-IL"/>
+        </w:rPr>
+      </w:pPr>
+      <w:r>
+        <w:rPr>
+          <w:rFonts w:ascii="Cambria" w:hAnsi="Cambria"/>
+          <w:lang w:val="en-IL"/>
+        </w:rPr>
+        <w:t xml:space="preserve">The algorithm was executed with several values of </w:t>
+      </w:r>
+      <w:proofErr w:type="spellStart"/>
+      <w:r>
+        <w:rPr>
+          <w:rFonts w:ascii="Cambria" w:hAnsi="Cambria"/>
+          <w:b/>
+          <w:bCs/>
+          <w:lang w:val="en-IL"/>
+        </w:rPr>
+        <w:t>m_factor</w:t>
+      </w:r>
+      <w:proofErr w:type="spellEnd"/>
+      <w:r>
+        <w:rPr>
+          <w:rFonts w:ascii="Cambria" w:hAnsi="Cambria"/>
+          <w:lang w:val="en-IL"/>
+        </w:rPr>
+        <w:t>, and each configuration was evaluated using multiple random seeds.</w:t>
       </w:r>
     </w:p>
     <w:tbl>
@@ -5562,6 +5765,208 @@
         <w:spacing w:line="240" w:lineRule="auto"/>
         <w:rPr>
           <w:rFonts w:ascii="Cambria" w:hAnsi="Cambria"/>
+          <w:lang w:val="en-IL"/>
+        </w:rPr>
+      </w:pPr>
+      <w:r>
+        <w:rPr>
+          <w:rFonts w:ascii="Cambria" w:hAnsi="Cambria"/>
+          <w:lang w:val="en-IL"/>
+        </w:rPr>
+        <w:t>The memory vs quality plot shows the relationship between summary size and clustering quality.</w:t>
+      </w:r>
+    </w:p>
+    <w:p>
+      <w:pPr>
+        <w:spacing w:line="240" w:lineRule="auto"/>
+        <w:rPr>
+          <w:rFonts w:ascii="Cambria" w:hAnsi="Cambria"/>
+          <w:lang w:val="en-IL"/>
+        </w:rPr>
+      </w:pPr>
+      <w:r>
+        <w:rPr>
+          <w:rFonts w:ascii="Cambria" w:hAnsi="Cambria"/>
+          <w:lang w:val="en-IL"/>
+        </w:rPr>
+        <w:t xml:space="preserve">The results show that increasing </w:t>
+      </w:r>
+      <w:proofErr w:type="spellStart"/>
+      <w:r>
+        <w:rPr>
+          <w:rFonts w:ascii="Cambria" w:hAnsi="Cambria"/>
+          <w:b/>
+          <w:bCs/>
+          <w:lang w:val="en-IL"/>
+        </w:rPr>
+        <w:t>m_factor</w:t>
+      </w:r>
+      <w:proofErr w:type="spellEnd"/>
+      <w:r>
+        <w:rPr>
+          <w:rFonts w:ascii="Cambria" w:hAnsi="Cambria"/>
+          <w:lang w:val="en-IL"/>
+        </w:rPr>
+        <w:t xml:space="preserve"> initially improves clustering quality, because the algorithm maintains a richer summary of the data stream.</w:t>
+      </w:r>
+    </w:p>
+    <w:p>
+      <w:pPr>
+        <w:spacing w:line="240" w:lineRule="auto"/>
+        <w:rPr>
+          <w:rFonts w:ascii="Cambria" w:hAnsi="Cambria"/>
+          <w:lang w:val="en-IL"/>
+        </w:rPr>
+      </w:pPr>
+      <w:r>
+        <w:rPr>
+          <w:rFonts w:ascii="Cambria" w:hAnsi="Cambria"/>
+          <w:lang w:val="en-IL"/>
+        </w:rPr>
+        <w:t>However, beyond a certain point the additional memory usage does not lead to further improvement in clustering quality.</w:t>
+      </w:r>
+    </w:p>
+    <w:p>
+      <w:pPr>
+        <w:spacing w:line="240" w:lineRule="auto"/>
+        <w:rPr>
+          <w:rFonts w:ascii="Cambria" w:hAnsi="Cambria"/>
+          <w:lang w:val="en-IL"/>
+        </w:rPr>
+      </w:pPr>
+      <w:r>
+        <w:rPr>
+          <w:rFonts w:ascii="Cambria" w:hAnsi="Cambria"/>
+          <w:lang w:val="en-IL"/>
+        </w:rPr>
+        <w:t xml:space="preserve">The runtime vs quality plot demonstrates that increasing </w:t>
+      </w:r>
+      <w:proofErr w:type="spellStart"/>
+      <w:r>
+        <w:rPr>
+          <w:rFonts w:ascii="Cambria" w:hAnsi="Cambria"/>
+          <w:b/>
+          <w:bCs/>
+          <w:lang w:val="en-IL"/>
+        </w:rPr>
+        <w:t>m_factor</w:t>
+      </w:r>
+      <w:proofErr w:type="spellEnd"/>
+      <w:r>
+        <w:rPr>
+          <w:rFonts w:ascii="Cambria" w:hAnsi="Cambria"/>
+          <w:lang w:val="en-IL"/>
+        </w:rPr>
+        <w:t xml:space="preserve"> also increases runtime.</w:t>
+      </w:r>
+    </w:p>
+    <w:p>
+      <w:pPr>
+        <w:spacing w:line="240" w:lineRule="auto"/>
+        <w:rPr>
+          <w:rFonts w:ascii="Cambria" w:hAnsi="Cambria"/>
+          <w:lang w:val="en-IL"/>
+        </w:rPr>
+      </w:pPr>
+      <w:r>
+        <w:rPr>
+          <w:rFonts w:ascii="Cambria" w:hAnsi="Cambria"/>
+          <w:lang w:val="en-IL"/>
+        </w:rPr>
+        <w:t xml:space="preserve">The results indicate that </w:t>
+      </w:r>
+      <w:proofErr w:type="spellStart"/>
+      <w:r>
+        <w:rPr>
+          <w:rFonts w:ascii="Cambria" w:hAnsi="Cambria"/>
+          <w:b/>
+          <w:bCs/>
+          <w:lang w:val="en-IL"/>
+        </w:rPr>
+        <w:t>m_factor</w:t>
+      </w:r>
+      <w:proofErr w:type="spellEnd"/>
+      <w:r>
+        <w:rPr>
+          <w:rFonts w:ascii="Cambria" w:hAnsi="Cambria"/>
+          <w:b/>
+          <w:bCs/>
+          <w:lang w:val="en-IL"/>
+        </w:rPr>
+        <w:t xml:space="preserve"> = 3.0</w:t>
+      </w:r>
+      <w:r>
+        <w:rPr>
+          <w:rFonts w:ascii="Cambria" w:hAnsi="Cambria"/>
+          <w:lang w:val="en-IL"/>
+        </w:rPr>
+        <w:t xml:space="preserve"> provides the best balance between clustering quality and computational efficiency.</w:t>
+      </w:r>
+    </w:p>
+    <w:p>
+      <w:pPr>
+        <w:spacing w:line="240" w:lineRule="auto"/>
+        <w:rPr>
+          <w:rFonts w:ascii="Cambria" w:hAnsi="Cambria"/>
+          <w:lang w:val="en-IL"/>
+        </w:rPr>
+      </w:pPr>
+      <w:r>
+        <w:rPr>
+          <w:rFonts w:ascii="Cambria" w:hAnsi="Cambria"/>
+          <w:lang w:val="en-IL"/>
+        </w:rPr>
+        <w:t>This configuration achieves the highest clustering quality while maintaining moderate memory usage and runtime.</w:t>
+      </w:r>
+    </w:p>
+    <w:p>
+      <w:pPr>
+        <w:spacing w:line="240" w:lineRule="auto"/>
+        <w:rPr>
+          <w:rFonts w:ascii="Cambria" w:hAnsi="Cambria"/>
+          <w:lang w:val="en-IL"/>
+        </w:rPr>
+      </w:pPr>
+      <w:r>
+        <w:rPr>
+          <w:rFonts w:ascii="Cambria" w:hAnsi="Cambria"/>
+          <w:lang w:val="en-IL"/>
+        </w:rPr>
+        <w:t xml:space="preserve">Therefore, </w:t>
+      </w:r>
+      <w:proofErr w:type="spellStart"/>
+      <w:r>
+        <w:rPr>
+          <w:rFonts w:ascii="Cambria" w:hAnsi="Cambria"/>
+          <w:b/>
+          <w:bCs/>
+          <w:lang w:val="en-IL"/>
+        </w:rPr>
+        <w:t>m_factor</w:t>
+      </w:r>
+      <w:proofErr w:type="spellEnd"/>
+      <w:r>
+        <w:rPr>
+          <w:rFonts w:ascii="Cambria" w:hAnsi="Cambria"/>
+          <w:b/>
+          <w:bCs/>
+          <w:lang w:val="en-IL"/>
+        </w:rPr>
+        <w:t xml:space="preserve"> = 3.0</w:t>
+      </w:r>
+      <w:r>
+        <w:rPr>
+          <w:rFonts w:ascii="Cambria" w:hAnsi="Cambria"/>
+          <w:lang w:val="en-IL"/>
+        </w:rPr>
+        <w:t xml:space="preserve"> was selected as the optimal parameter for the Guha STREAM algorithm.</w:t>
+      </w:r>
+    </w:p>
+    <w:p>
+      <w:pPr>
+        <w:spacing w:line="240" w:lineRule="auto"/>
+        <w:rPr>
+          <w:rFonts w:ascii="Cambria" w:hAnsi="Cambria"/>
         </w:rPr>
       </w:pPr>
     </w:p>
@@ -5607,6 +6012,135 @@
         </w:rPr>
         <w:t>The following figures illustrate the effect of these parameters on clustering performance.</w:t>
       </w:r>
+    </w:p>
+    <w:p>
+      <w:pPr>
+        <w:spacing w:line="240" w:lineRule="auto"/>
+        <w:rPr>
+          <w:rFonts w:ascii="Cambria" w:hAnsi="Cambria"/>
+          <w:lang w:val="en-IL"/>
+        </w:rPr>
+      </w:pPr>
+      <w:r>
+        <w:rPr>
+          <w:rFonts w:ascii="Cambria" w:hAnsi="Cambria"/>
+          <w:lang w:val="en-IL"/>
+        </w:rPr>
+        <w:t>For the Ailon streaming clustering algorithm two parameters were tuned:</w:t>
+      </w:r>
+    </w:p>
+    <w:p>
+      <w:pPr>
+        <w:spacing w:line="240" w:lineRule="auto"/>
+        <w:rPr>
+          <w:rFonts w:ascii="Cambria" w:hAnsi="Cambria"/>
+          <w:lang w:val="en-IL"/>
+        </w:rPr>
+      </w:pPr>
+      <w:proofErr w:type="spellStart"/>
+      <w:r>
+        <w:rPr>
+          <w:rFonts w:ascii="Cambria" w:hAnsi="Cambria"/>
+          <w:b/>
+          <w:bCs/>
+          <w:lang w:val="en-IL"/>
+        </w:rPr>
+        <w:t>coreset_factor</w:t>
+      </w:r>
+      <w:proofErr w:type="spellEnd"/>
+    </w:p>
+    <w:p>
+      <w:pPr>
+        <w:spacing w:line="240" w:lineRule="auto"/>
+        <w:rPr>
+          <w:rFonts w:ascii="Cambria" w:hAnsi="Cambria"/>
+          <w:lang w:val="en-IL"/>
+        </w:rPr>
+      </w:pPr>
+      <w:r>
+        <w:rPr>
+          <w:rFonts w:ascii="Cambria" w:hAnsi="Cambria"/>
+          <w:lang w:val="en-IL"/>
+        </w:rPr>
+        <w:t>controls the size of the coreset (compressed representation of the data).</w:t>
+      </w:r>
+    </w:p>
+    <w:p>
+      <w:pPr>
+        <w:spacing w:line="240" w:lineRule="auto"/>
+        <w:rPr>
+          <w:rFonts w:ascii="Cambria" w:hAnsi="Cambria"/>
+          <w:lang w:val="en-IL"/>
+        </w:rPr>
+      </w:pPr>
+      <w:r>
+        <w:rPr>
+          <w:rFonts w:ascii="Cambria" w:hAnsi="Cambria"/>
+          <w:lang w:val="en-IL"/>
+        </w:rPr>
+        <w:t>Larger values increase the number of stored points, which may improve clustering quality but increase memory usage and runtime.</w:t>
+      </w:r>
+    </w:p>
+    <w:p>
+      <w:pPr>
+        <w:spacing w:line="240" w:lineRule="auto"/>
+        <w:rPr>
+          <w:rFonts w:ascii="Cambria" w:hAnsi="Cambria"/>
+          <w:lang w:val="en-IL"/>
+        </w:rPr>
+      </w:pPr>
+      <w:proofErr w:type="spellStart"/>
+      <w:r>
+        <w:rPr>
+          <w:rFonts w:ascii="Cambria" w:hAnsi="Cambria"/>
+          <w:b/>
+          <w:bCs/>
+          <w:lang w:val="en-IL"/>
+        </w:rPr>
+        <w:t>repeat_factor</w:t>
+      </w:r>
+      <w:proofErr w:type="spellEnd"/>
+    </w:p>
+    <w:p>
+      <w:pPr>
+        <w:spacing w:line="240" w:lineRule="auto"/>
+        <w:rPr>
+          <w:rFonts w:ascii="Cambria" w:hAnsi="Cambria"/>
+          <w:lang w:val="en-IL"/>
+        </w:rPr>
+      </w:pPr>
+      <w:r>
+        <w:rPr>
+          <w:rFonts w:ascii="Cambria" w:hAnsi="Cambria"/>
+          <w:lang w:val="en-IL"/>
+        </w:rPr>
+        <w:t>controls how many times the coreset construction process is repeated.</w:t>
+      </w:r>
+    </w:p>
+    <w:p>
+      <w:pPr>
+        <w:spacing w:line="240" w:lineRule="auto"/>
+        <w:rPr>
+          <w:rFonts w:ascii="Cambria" w:hAnsi="Cambria"/>
+          <w:lang w:val="en-IL"/>
+        </w:rPr>
+      </w:pPr>
+      <w:r>
+        <w:rPr>
+          <w:rFonts w:ascii="Cambria" w:hAnsi="Cambria"/>
+          <w:lang w:val="en-IL"/>
+        </w:rPr>
+        <w:t>Higher values may improve the quality of the summary but make the algorithm slower.</w:t>
+      </w:r>
+    </w:p>
+    <w:p>
+      <w:pPr>
+        <w:spacing w:line="240" w:lineRule="auto"/>
+        <w:rPr>
+          <w:rFonts w:ascii="Cambria" w:hAnsi="Cambria"/>
+          <w:lang w:val="en-IL"/>
+        </w:rPr>
+      </w:pPr>
     </w:p>
     <w:tbl>
       <w:tblPr>
@@ -5810,9 +6344,116 @@
     <w:p>
       <w:pPr>
         <w:spacing w:line="240" w:lineRule="auto"/>
-        <w:jc w:val="center"/>
-        <w:rPr>
-          <w:rFonts w:ascii="Cambria" w:hAnsi="Cambria"/>
+        <w:rPr>
+          <w:rFonts w:ascii="Cambria" w:hAnsi="Cambria"/>
+          <w:lang w:val="en-IL"/>
+        </w:rPr>
+      </w:pPr>
+      <w:r>
+        <w:rPr>
+          <w:rFonts w:ascii="Cambria" w:hAnsi="Cambria"/>
+          <w:lang w:val="en-IL"/>
+        </w:rPr>
+        <w:t>The</w:t>
+      </w:r>
+      <w:r>
+        <w:rPr>
+          <w:rFonts w:ascii="Cambria" w:hAnsi="Cambria"/>
+          <w:lang w:val="en-IL"/>
+        </w:rPr>
+        <w:t xml:space="preserve"> results show that increasing </w:t>
+      </w:r>
+      <w:proofErr w:type="spellStart"/>
+      <w:r>
+        <w:rPr>
+          <w:rFonts w:ascii="Cambria" w:hAnsi="Cambria"/>
+          <w:b/>
+          <w:bCs/>
+          <w:lang w:val="en-IL"/>
+        </w:rPr>
+        <w:t>coreset_factor</w:t>
+      </w:r>
+      <w:proofErr w:type="spellEnd"/>
+      <w:r>
+        <w:rPr>
+          <w:rFonts w:ascii="Cambria" w:hAnsi="Cambria"/>
+          <w:lang w:val="en-IL"/>
+        </w:rPr>
+        <w:t xml:space="preserve"> generally improves clustering quality, since the coreset represents the dataset more accurately.</w:t>
+      </w:r>
+    </w:p>
+    <w:p>
+      <w:pPr>
+        <w:spacing w:line="240" w:lineRule="auto"/>
+        <w:rPr>
+          <w:rFonts w:ascii="Cambria" w:hAnsi="Cambria"/>
+          <w:lang w:val="en-IL"/>
+        </w:rPr>
+      </w:pPr>
+      <w:r>
+        <w:rPr>
+          <w:rFonts w:ascii="Cambria" w:hAnsi="Cambria"/>
+          <w:lang w:val="en-IL"/>
+        </w:rPr>
+        <w:t>However, this improvement comes at the cost of increased memory usage.</w:t>
+      </w:r>
+    </w:p>
+    <w:p>
+      <w:pPr>
+        <w:spacing w:line="240" w:lineRule="auto"/>
+        <w:rPr>
+          <w:rFonts w:ascii="Cambria" w:hAnsi="Cambria"/>
+          <w:lang w:val="en-IL"/>
+        </w:rPr>
+      </w:pPr>
+      <w:r>
+        <w:rPr>
+          <w:rFonts w:ascii="Cambria" w:hAnsi="Cambria"/>
+          <w:lang w:val="en-IL"/>
+        </w:rPr>
+        <w:t xml:space="preserve">Increasing </w:t>
+      </w:r>
+      <w:proofErr w:type="spellStart"/>
+      <w:r>
+        <w:rPr>
+          <w:rFonts w:ascii="Cambria" w:hAnsi="Cambria"/>
+          <w:b/>
+          <w:bCs/>
+          <w:lang w:val="en-IL"/>
+        </w:rPr>
+        <w:t>repeat_factor</w:t>
+      </w:r>
+      <w:proofErr w:type="spellEnd"/>
+      <w:r>
+        <w:rPr>
+          <w:rFonts w:ascii="Cambria" w:hAnsi="Cambria"/>
+          <w:lang w:val="en-IL"/>
+        </w:rPr>
+        <w:t xml:space="preserve"> tends to increase runtime while providing only limited improvements in clustering quality.</w:t>
+      </w:r>
+    </w:p>
+    <w:p>
+      <w:pPr>
+        <w:spacing w:line="240" w:lineRule="auto"/>
+        <w:rPr>
+          <w:rFonts w:ascii="Cambria" w:hAnsi="Cambria"/>
+          <w:lang w:val="en-IL"/>
+        </w:rPr>
+      </w:pPr>
+      <w:r>
+        <w:rPr>
+          <w:rFonts w:ascii="Cambria" w:hAnsi="Cambria"/>
+          <w:lang w:val="en-IL"/>
+        </w:rPr>
+        <w:t>Therefore, moderate values of both parameters provide the best trade-off between clustering quality and computational efficiency.</w:t>
+      </w:r>
+    </w:p>
+    <w:p>
+      <w:pPr>
+        <w:spacing w:line="240" w:lineRule="auto"/>
+        <w:rPr>
+          <w:rFonts w:ascii="Cambria" w:hAnsi="Cambria"/>
+          <w:lang w:val="en-IL"/>
         </w:rPr>
       </w:pPr>
     </w:p>
@@ -5850,11 +6491,13 @@
         <w:spacing w:line="240" w:lineRule="auto"/>
         <w:rPr>
           <w:rFonts w:ascii="Cambria" w:hAnsi="Cambria"/>
-        </w:rPr>
-      </w:pPr>
-      <w:r>
-        <w:rPr>
-          <w:rFonts w:ascii="Cambria" w:hAnsi="Cambria"/>
+          <w:lang w:val="en-IL"/>
+        </w:rPr>
+      </w:pPr>
+      <w:r>
+        <w:rPr>
+          <w:rFonts w:ascii="Cambria" w:hAnsi="Cambria"/>
+          <w:lang w:val="en-IL"/>
         </w:rPr>
         <w:t xml:space="preserve">The </w:t>
       </w:r>
@@ -5862,6 +6505,7 @@
       <w:r>
         <w:rPr>
           <w:rFonts w:ascii="Cambria" w:hAnsi="Cambria"/>
+          <w:lang w:val="en-IL"/>
         </w:rPr>
         <w:t>Boutsidis</w:t>
       </w:r>
@@ -5869,8 +6513,165 @@
       <w:r>
         <w:rPr>
           <w:rFonts w:ascii="Cambria" w:hAnsi="Cambria"/>
-        </w:rPr>
-        <w:t xml:space="preserve"> algorithm depends primarily on the projection dimension controlled by the approximation parameter ε.</w:t>
+          <w:lang w:val="en-IL"/>
+        </w:rPr>
+        <w:t xml:space="preserve"> streaming clustering algorithm is based on </w:t>
+      </w:r>
+      <w:r>
+        <w:rPr>
+          <w:rFonts w:ascii="Cambria" w:hAnsi="Cambria"/>
+          <w:b/>
+          <w:bCs/>
+          <w:lang w:val="en-IL"/>
+        </w:rPr>
+        <w:t>random projections</w:t>
+      </w:r>
+      <w:r>
+        <w:rPr>
+          <w:rFonts w:ascii="Cambria" w:hAnsi="Cambria"/>
+          <w:lang w:val="en-IL"/>
+        </w:rPr>
+        <w:t>.</w:t>
+      </w:r>
+    </w:p>
+    <w:p>
+      <w:pPr>
+        <w:spacing w:line="240" w:lineRule="auto"/>
+        <w:rPr>
+          <w:rFonts w:ascii="Cambria" w:hAnsi="Cambria"/>
+          <w:lang w:val="en-IL"/>
+        </w:rPr>
+      </w:pPr>
+      <w:r>
+        <w:rPr>
+          <w:rFonts w:ascii="Cambria" w:hAnsi="Cambria"/>
+          <w:lang w:val="en-IL"/>
+        </w:rPr>
+        <w:t xml:space="preserve">The main parameter controlling the projection is the approximation parameter </w:t>
+      </w:r>
+      <w:r>
+        <w:rPr>
+          <w:rFonts w:ascii="Cambria" w:hAnsi="Cambria"/>
+          <w:b/>
+          <w:bCs/>
+          <w:lang w:val="en-IL"/>
+        </w:rPr>
+        <w:t>ε</w:t>
+      </w:r>
+      <w:r>
+        <w:rPr>
+          <w:rFonts w:ascii="Cambria" w:hAnsi="Cambria"/>
+          <w:lang w:val="en-IL"/>
+        </w:rPr>
+        <w:t>, which determines the projection dimension.</w:t>
+      </w:r>
+    </w:p>
+    <w:p>
+      <w:pPr>
+        <w:spacing w:line="240" w:lineRule="auto"/>
+        <w:rPr>
+          <w:rFonts w:ascii="Cambria" w:hAnsi="Cambria"/>
+          <w:lang w:val="en-IL"/>
+        </w:rPr>
+      </w:pPr>
+      <w:r>
+        <w:rPr>
+          <w:rFonts w:ascii="Cambria" w:hAnsi="Cambria"/>
+          <w:lang w:val="en-IL"/>
+        </w:rPr>
+        <w:t xml:space="preserve">Smaller values of </w:t>
+      </w:r>
+      <w:r>
+        <w:rPr>
+          <w:rFonts w:ascii="Cambria" w:hAnsi="Cambria"/>
+          <w:b/>
+          <w:bCs/>
+          <w:lang w:val="en-IL"/>
+        </w:rPr>
+        <w:t>ε</w:t>
+      </w:r>
+      <w:r>
+        <w:rPr>
+          <w:rFonts w:ascii="Cambria" w:hAnsi="Cambria"/>
+          <w:lang w:val="en-IL"/>
+        </w:rPr>
+        <w:t xml:space="preserve"> produce higher projection dimensions.</w:t>
+      </w:r>
+    </w:p>
+    <w:p>
+      <w:pPr>
+        <w:spacing w:line="240" w:lineRule="auto"/>
+        <w:rPr>
+          <w:rFonts w:ascii="Cambria" w:hAnsi="Cambria"/>
+          <w:lang w:val="en-IL"/>
+        </w:rPr>
+      </w:pPr>
+      <w:r>
+        <w:rPr>
+          <w:rFonts w:ascii="Cambria" w:hAnsi="Cambria"/>
+          <w:lang w:val="en-IL"/>
+        </w:rPr>
+        <w:t>This leads to:</w:t>
+      </w:r>
+    </w:p>
+    <w:p>
+      <w:pPr>
+        <w:numPr>
+          <w:ilvl w:val="0"/>
+          <w:numId w:val="54"/>
+        </w:numPr>
+        <w:spacing w:line="240" w:lineRule="auto"/>
+        <w:rPr>
+          <w:rFonts w:ascii="Cambria" w:hAnsi="Cambria"/>
+          <w:lang w:val="en-IL"/>
+        </w:rPr>
+      </w:pPr>
+      <w:r>
+        <w:rPr>
+          <w:rFonts w:ascii="Cambria" w:hAnsi="Cambria"/>
+          <w:lang w:val="en-IL"/>
+        </w:rPr>
+        <w:t>better preservation of pairwise distances</w:t>
+      </w:r>
+    </w:p>
+    <w:p>
+      <w:pPr>
+        <w:numPr>
+          <w:ilvl w:val="0"/>
+          <w:numId w:val="54"/>
+        </w:numPr>
+        <w:spacing w:line="240" w:lineRule="auto"/>
+        <w:rPr>
+          <w:rFonts w:ascii="Cambria" w:hAnsi="Cambria"/>
+          <w:lang w:val="en-IL"/>
+        </w:rPr>
+      </w:pPr>
+      <w:r>
+        <w:rPr>
+          <w:rFonts w:ascii="Cambria" w:hAnsi="Cambria"/>
+          <w:lang w:val="en-IL"/>
+        </w:rPr>
+        <w:t>improved clustering quality</w:t>
+      </w:r>
+    </w:p>
+    <w:p>
+      <w:pPr>
+        <w:numPr>
+          <w:ilvl w:val="0"/>
+          <w:numId w:val="54"/>
+        </w:numPr>
+        <w:spacing w:line="240" w:lineRule="auto"/>
+        <w:rPr>
+          <w:rFonts w:ascii="Cambria" w:hAnsi="Cambria"/>
+          <w:lang w:val="en-IL"/>
+        </w:rPr>
+      </w:pPr>
+      <w:r>
+        <w:rPr>
+          <w:rFonts w:ascii="Cambria" w:hAnsi="Cambria"/>
+          <w:lang w:val="en-IL"/>
+        </w:rPr>
+        <w:t>higher runtime and memory usage</w:t>
       </w:r>
     </w:p>
     <w:tbl>
@@ -6077,6 +6878,71 @@
         <w:spacing w:line="240" w:lineRule="auto"/>
         <w:rPr>
           <w:rFonts w:ascii="Cambria" w:hAnsi="Cambria"/>
+          <w:lang w:val="en-IL"/>
+        </w:rPr>
+      </w:pPr>
+      <w:r>
+        <w:rPr>
+          <w:rFonts w:ascii="Cambria" w:hAnsi="Cambria"/>
+          <w:lang w:val="en-IL"/>
+        </w:rPr>
+        <w:t>The memory vs quality plot shows that larger projection dimensions improve clustering quality.</w:t>
+      </w:r>
+    </w:p>
+    <w:p>
+      <w:pPr>
+        <w:spacing w:line="240" w:lineRule="auto"/>
+        <w:rPr>
+          <w:rFonts w:ascii="Cambria" w:hAnsi="Cambria"/>
+          <w:lang w:val="en-IL"/>
+        </w:rPr>
+      </w:pPr>
+      <w:r>
+        <w:rPr>
+          <w:rFonts w:ascii="Cambria" w:hAnsi="Cambria"/>
+          <w:lang w:val="en-IL"/>
+        </w:rPr>
+        <w:t>However, the improvement becomes marginal beyond a certain dimension.</w:t>
+      </w:r>
+    </w:p>
+    <w:p>
+      <w:pPr>
+        <w:spacing w:line="240" w:lineRule="auto"/>
+        <w:rPr>
+          <w:rFonts w:ascii="Cambria" w:hAnsi="Cambria"/>
+          <w:lang w:val="en-IL"/>
+        </w:rPr>
+      </w:pPr>
+      <w:r>
+        <w:rPr>
+          <w:rFonts w:ascii="Cambria" w:hAnsi="Cambria"/>
+          <w:lang w:val="en-IL"/>
+        </w:rPr>
+        <w:t>As expected, increasing the projection dimension also increases runtime.</w:t>
+      </w:r>
+    </w:p>
+    <w:p>
+      <w:pPr>
+        <w:spacing w:line="240" w:lineRule="auto"/>
+        <w:rPr>
+          <w:rFonts w:ascii="Cambria" w:hAnsi="Cambria"/>
+          <w:lang w:val="en-IL"/>
+        </w:rPr>
+      </w:pPr>
+      <w:r>
+        <w:rPr>
+          <w:rFonts w:ascii="Cambria" w:hAnsi="Cambria"/>
+          <w:lang w:val="en-IL"/>
+        </w:rPr>
+        <w:t>The selected parameter value provides a good balance between projection accuracy and computational cost.</w:t>
+      </w:r>
+    </w:p>
+    <w:p>
+      <w:pPr>
+        <w:spacing w:line="240" w:lineRule="auto"/>
+        <w:rPr>
+          <w:rFonts w:ascii="Cambria" w:hAnsi="Cambria"/>
+          <w:lang w:val="en-IL"/>
         </w:rPr>
       </w:pPr>
     </w:p>
@@ -6114,11 +6980,13 @@
         <w:spacing w:line="240" w:lineRule="auto"/>
         <w:rPr>
           <w:rFonts w:ascii="Cambria" w:hAnsi="Cambria"/>
-        </w:rPr>
-      </w:pPr>
-      <w:r>
-        <w:rPr>
-          <w:rFonts w:ascii="Cambria" w:hAnsi="Cambria"/>
+          <w:lang w:val="en-IL"/>
+        </w:rPr>
+      </w:pPr>
+      <w:r>
+        <w:rPr>
+          <w:rFonts w:ascii="Cambria" w:hAnsi="Cambria"/>
+          <w:lang w:val="en-IL"/>
         </w:rPr>
         <w:t xml:space="preserve">The </w:t>
       </w:r>
@@ -6126,6 +6994,7 @@
       <w:r>
         <w:rPr>
           <w:rFonts w:ascii="Cambria" w:hAnsi="Cambria"/>
+          <w:lang w:val="en-IL"/>
         </w:rPr>
         <w:t>Charikar</w:t>
       </w:r>
@@ -6133,13 +7002,63 @@
       <w:r>
         <w:rPr>
           <w:rFonts w:ascii="Cambria" w:hAnsi="Cambria"/>
-        </w:rPr>
-        <w:t xml:space="preserve"> algorithm uses parameters controlling the probability of opening new cluster </w:t>
+          <w:lang w:val="en-IL"/>
+        </w:rPr>
+        <w:t xml:space="preserve"> algorithm is based on a </w:t>
+      </w:r>
+      <w:r>
+        <w:rPr>
+          <w:rFonts w:ascii="Cambria" w:hAnsi="Cambria"/>
+          <w:b/>
+          <w:bCs/>
+          <w:lang w:val="en-IL"/>
+        </w:rPr>
+        <w:t>facility location model</w:t>
+      </w:r>
+      <w:r>
+        <w:rPr>
+          <w:rFonts w:ascii="Cambria" w:hAnsi="Cambria"/>
+          <w:lang w:val="en-IL"/>
+        </w:rPr>
+        <w:t>.</w:t>
+      </w:r>
+    </w:p>
+    <w:p>
+      <w:pPr>
+        <w:spacing w:line="240" w:lineRule="auto"/>
+        <w:rPr>
+          <w:rFonts w:ascii="Cambria" w:hAnsi="Cambria"/>
+          <w:lang w:val="en-IL"/>
+        </w:rPr>
+      </w:pPr>
+      <w:r>
+        <w:rPr>
+          <w:rFonts w:ascii="Cambria" w:hAnsi="Cambria"/>
+          <w:lang w:val="en-IL"/>
+        </w:rPr>
+        <w:t xml:space="preserve">The algorithm decides whether to open a new cluster </w:t>
       </w:r>
       <w:proofErr w:type="spellStart"/>
       <w:r>
         <w:rPr>
           <w:rFonts w:ascii="Cambria" w:hAnsi="Cambria"/>
+          <w:lang w:val="en-IL"/>
+        </w:rPr>
+        <w:t>center</w:t>
+      </w:r>
+      <w:proofErr w:type="spellEnd"/>
+      <w:r>
+        <w:rPr>
+          <w:rFonts w:ascii="Cambria" w:hAnsi="Cambria"/>
+          <w:lang w:val="en-IL"/>
+        </w:rPr>
+        <w:t xml:space="preserve"> based on a probability that depends on the distance to existing </w:t>
+      </w:r>
+      <w:proofErr w:type="spellStart"/>
+      <w:r>
+        <w:rPr>
+          <w:rFonts w:ascii="Cambria" w:hAnsi="Cambria"/>
+          <w:lang w:val="en-IL"/>
         </w:rPr>
         <w:t>centers</w:t>
       </w:r>
@@ -6147,8 +7066,90 @@
       <w:r>
         <w:rPr>
           <w:rFonts w:ascii="Cambria" w:hAnsi="Cambria"/>
-        </w:rPr>
-        <w:t>.</w:t>
+          <w:lang w:val="en-IL"/>
+        </w:rPr>
+        <w:t xml:space="preserve"> and a facility cost parameter.</w:t>
+      </w:r>
+    </w:p>
+    <w:p>
+      <w:pPr>
+        <w:spacing w:line="240" w:lineRule="auto"/>
+        <w:rPr>
+          <w:rFonts w:ascii="Cambria" w:hAnsi="Cambria"/>
+          <w:lang w:val="en-IL"/>
+        </w:rPr>
+      </w:pPr>
+      <w:r>
+        <w:rPr>
+          <w:rFonts w:ascii="Cambria" w:hAnsi="Cambria"/>
+          <w:lang w:val="en-IL"/>
+        </w:rPr>
+        <w:t>The tuned parameters control:</w:t>
+      </w:r>
+    </w:p>
+    <w:p>
+      <w:pPr>
+        <w:numPr>
+          <w:ilvl w:val="0"/>
+          <w:numId w:val="55"/>
+        </w:numPr>
+        <w:spacing w:line="240" w:lineRule="auto"/>
+        <w:rPr>
+          <w:rFonts w:ascii="Cambria" w:hAnsi="Cambria"/>
+          <w:lang w:val="en-IL"/>
+        </w:rPr>
+      </w:pPr>
+      <w:r>
+        <w:rPr>
+          <w:rFonts w:ascii="Cambria" w:hAnsi="Cambria"/>
+          <w:lang w:val="en-IL"/>
+        </w:rPr>
+        <w:t xml:space="preserve">the probability of opening new </w:t>
+      </w:r>
+      <w:proofErr w:type="spellStart"/>
+      <w:r>
+        <w:rPr>
+          <w:rFonts w:ascii="Cambria" w:hAnsi="Cambria"/>
+          <w:lang w:val="en-IL"/>
+        </w:rPr>
+        <w:t>centers</w:t>
+      </w:r>
+      <w:proofErr w:type="spellEnd"/>
+    </w:p>
+    <w:p>
+      <w:pPr>
+        <w:numPr>
+          <w:ilvl w:val="0"/>
+          <w:numId w:val="55"/>
+        </w:numPr>
+        <w:spacing w:line="240" w:lineRule="auto"/>
+        <w:rPr>
+          <w:rFonts w:ascii="Cambria" w:hAnsi="Cambria"/>
+          <w:lang w:val="en-IL"/>
+        </w:rPr>
+      </w:pPr>
+      <w:r>
+        <w:rPr>
+          <w:rFonts w:ascii="Cambria" w:hAnsi="Cambria"/>
+          <w:lang w:val="en-IL"/>
+        </w:rPr>
+        <w:t xml:space="preserve">the maximum number of </w:t>
+      </w:r>
+      <w:proofErr w:type="spellStart"/>
+      <w:r>
+        <w:rPr>
+          <w:rFonts w:ascii="Cambria" w:hAnsi="Cambria"/>
+          <w:lang w:val="en-IL"/>
+        </w:rPr>
+        <w:t>centers</w:t>
+      </w:r>
+      <w:proofErr w:type="spellEnd"/>
+      <w:r>
+        <w:rPr>
+          <w:rFonts w:ascii="Cambria" w:hAnsi="Cambria"/>
+          <w:lang w:val="en-IL"/>
+        </w:rPr>
+        <w:t xml:space="preserve"> maintained during streaming</w:t>
       </w:r>
     </w:p>
     <w:tbl>
@@ -6355,6 +7356,119 @@
         <w:spacing w:line="240" w:lineRule="auto"/>
         <w:rPr>
           <w:rFonts w:ascii="Cambria" w:hAnsi="Cambria"/>
+          <w:lang w:val="en-IL"/>
+        </w:rPr>
+      </w:pPr>
+      <w:r>
+        <w:rPr>
+          <w:rFonts w:ascii="Cambria" w:hAnsi="Cambria"/>
+          <w:lang w:val="en-IL"/>
+        </w:rPr>
+        <w:t xml:space="preserve">The results show that allowing more candidate </w:t>
+      </w:r>
+      <w:proofErr w:type="spellStart"/>
+      <w:r>
+        <w:rPr>
+          <w:rFonts w:ascii="Cambria" w:hAnsi="Cambria"/>
+          <w:lang w:val="en-IL"/>
+        </w:rPr>
+        <w:t>centers</w:t>
+      </w:r>
+      <w:proofErr w:type="spellEnd"/>
+      <w:r>
+        <w:rPr>
+          <w:rFonts w:ascii="Cambria" w:hAnsi="Cambria"/>
+          <w:lang w:val="en-IL"/>
+        </w:rPr>
+        <w:t xml:space="preserve"> improves clustering quality, since the algorithm can better represent the structure of the data stream.</w:t>
+      </w:r>
+    </w:p>
+    <w:p>
+      <w:pPr>
+        <w:spacing w:line="240" w:lineRule="auto"/>
+        <w:rPr>
+          <w:rFonts w:ascii="Cambria" w:hAnsi="Cambria"/>
+          <w:lang w:val="en-IL"/>
+        </w:rPr>
+      </w:pPr>
+      <w:r>
+        <w:rPr>
+          <w:rFonts w:ascii="Cambria" w:hAnsi="Cambria"/>
+          <w:lang w:val="en-IL"/>
+        </w:rPr>
+        <w:t xml:space="preserve">However, maintaining too many </w:t>
+      </w:r>
+      <w:proofErr w:type="spellStart"/>
+      <w:r>
+        <w:rPr>
+          <w:rFonts w:ascii="Cambria" w:hAnsi="Cambria"/>
+          <w:lang w:val="en-IL"/>
+        </w:rPr>
+        <w:t>centers</w:t>
+      </w:r>
+      <w:proofErr w:type="spellEnd"/>
+      <w:r>
+        <w:rPr>
+          <w:rFonts w:ascii="Cambria" w:hAnsi="Cambria"/>
+          <w:lang w:val="en-IL"/>
+        </w:rPr>
+        <w:t xml:space="preserve"> increases memory consumption.</w:t>
+      </w:r>
+    </w:p>
+    <w:p>
+      <w:pPr>
+        <w:spacing w:line="240" w:lineRule="auto"/>
+        <w:rPr>
+          <w:rFonts w:ascii="Cambria" w:hAnsi="Cambria"/>
+          <w:lang w:val="en-IL"/>
+        </w:rPr>
+      </w:pPr>
+      <w:r>
+        <w:rPr>
+          <w:rFonts w:ascii="Cambria" w:hAnsi="Cambria"/>
+          <w:lang w:val="en-IL"/>
+        </w:rPr>
+        <w:t xml:space="preserve">The runtime vs quality plot shows that increasing the number of candidate </w:t>
+      </w:r>
+      <w:proofErr w:type="spellStart"/>
+      <w:r>
+        <w:rPr>
+          <w:rFonts w:ascii="Cambria" w:hAnsi="Cambria"/>
+          <w:lang w:val="en-IL"/>
+        </w:rPr>
+        <w:t>centers</w:t>
+      </w:r>
+      <w:proofErr w:type="spellEnd"/>
+      <w:r>
+        <w:rPr>
+          <w:rFonts w:ascii="Cambria" w:hAnsi="Cambria"/>
+          <w:lang w:val="en-IL"/>
+        </w:rPr>
+        <w:t xml:space="preserve"> also increases runtime.</w:t>
+      </w:r>
+    </w:p>
+    <w:p>
+      <w:pPr>
+        <w:spacing w:line="240" w:lineRule="auto"/>
+        <w:rPr>
+          <w:rFonts w:ascii="Cambria" w:hAnsi="Cambria"/>
+          <w:lang w:val="en-IL"/>
+        </w:rPr>
+      </w:pPr>
+      <w:r>
+        <w:rPr>
+          <w:rFonts w:ascii="Cambria" w:hAnsi="Cambria"/>
+          <w:lang w:val="en-IL"/>
+        </w:rPr>
+        <w:t>The selected configuration achieves high clustering quality while keeping computational costs manageable.</w:t>
+      </w:r>
+    </w:p>
+    <w:p>
+      <w:pPr>
+        <w:spacing w:line="240" w:lineRule="auto"/>
+        <w:rPr>
+          <w:rFonts w:ascii="Cambria" w:hAnsi="Cambria"/>
+          <w:lang w:val="en-IL"/>
         </w:rPr>
       </w:pPr>
     </w:p>
@@ -6406,13 +7520,15 @@
         <w:spacing w:line="240" w:lineRule="auto"/>
         <w:rPr>
           <w:rFonts w:ascii="Cambria" w:hAnsi="Cambria"/>
-        </w:rPr>
-      </w:pPr>
-      <w:r>
-        <w:rPr>
-          <w:rFonts w:ascii="Cambria" w:hAnsi="Cambria"/>
-        </w:rPr>
-        <w:t>The following metrics were recorded:</w:t>
+          <w:lang w:val="en-IL"/>
+        </w:rPr>
+      </w:pPr>
+      <w:r>
+        <w:rPr>
+          <w:rFonts w:ascii="Cambria" w:hAnsi="Cambria"/>
+          <w:lang w:val="en-IL"/>
+        </w:rPr>
+        <w:t>For each algorithm and dataset, the following metrics were recorded:</w:t>
       </w:r>
     </w:p>
     <w:p>
@@ -6513,244 +7629,1057 @@
     </w:p>
     <w:p>
       <w:pPr>
-        <w:spacing w:line="240" w:lineRule="auto"/>
-        <w:rPr>
-          <w:rFonts w:ascii="Cambria" w:hAnsi="Cambria"/>
-        </w:rPr>
-      </w:pPr>
-      <w:r>
-        <w:rPr>
-          <w:rFonts w:ascii="Cambria" w:hAnsi="Cambria"/>
-        </w:rPr>
-        <w:t>All experimental results were aggregated into a single results table.</w:t>
-      </w:r>
-    </w:p>
-    <w:p>
-      <w:pPr>
-        <w:spacing w:line="240" w:lineRule="auto"/>
-        <w:rPr>
-          <w:rFonts w:ascii="Cambria" w:hAnsi="Cambria"/>
-        </w:rPr>
-      </w:pPr>
-      <w:r>
-        <w:rPr>
-          <w:rFonts w:ascii="Cambria" w:hAnsi="Cambria"/>
-        </w:rPr>
-        <w:t>Table: Aggregated results across all datasets</w:t>
-      </w:r>
-      <w:r>
-        <w:rPr>
-          <w:rFonts w:ascii="Cambria" w:hAnsi="Cambria"/>
-        </w:rPr>
-        <w:br/>
-      </w:r>
-      <w:r>
+        <w:spacing w:before="100" w:beforeAutospacing="1" w:after="100" w:afterAutospacing="1" w:line="240" w:lineRule="auto"/>
+        <w:rPr>
+          <w:rFonts w:ascii="Cambria" w:eastAsia="Times New Roman" w:hAnsi="Cambria" w:cs="Times New Roman"/>
+          <w:kern w:val="0"/>
+          <w:sz w:val="24"/>
+          <w:szCs w:val="24"/>
+          <w:lang w:val="en-IL" w:eastAsia="en-IL" w:bidi="ar-SA"/>
+          <w14:ligatures w14:val="none"/>
+        </w:rPr>
+      </w:pPr>
+      <w:r>
+        <w:rPr>
+          <w:rFonts w:ascii="Cambria" w:eastAsia="Times New Roman" w:hAnsi="Cambria" w:cs="Times New Roman"/>
+          <w:kern w:val="0"/>
+          <w:sz w:val="24"/>
+          <w:szCs w:val="24"/>
+          <w:lang w:val="en-IL" w:eastAsia="en-IL" w:bidi="ar-SA"/>
+          <w14:ligatures w14:val="none"/>
+        </w:rPr>
+        <w:t>The results were aggregated across all datasets and random seeds.</w:t>
+      </w:r>
+    </w:p>
+    <w:p>
+      <w:pPr>
+        <w:spacing w:line="240" w:lineRule="auto"/>
+        <w:rPr>
+          <w:rFonts w:ascii="Cambria" w:hAnsi="Cambria"/>
+        </w:rPr>
+      </w:pPr>
+      <w:r>
+        <w:rPr>
+          <w:rFonts w:ascii="Cambria" w:hAnsi="Cambria"/>
+        </w:rPr>
+        <w:t>Table</w:t>
+      </w:r>
+      <w:r>
+        <w:rPr>
+          <w:rFonts w:ascii="Cambria" w:hAnsi="Cambria"/>
+        </w:rPr>
+        <w:t xml:space="preserve"> 1</w:t>
+      </w:r>
+      <w:r>
+        <w:rPr>
+          <w:rFonts w:ascii="Cambria" w:hAnsi="Cambria"/>
+        </w:rPr>
+        <w:t>: Aggregated results across all datasets</w:t>
+      </w:r>
+    </w:p>
+    <w:tbl>
+      <w:tblPr>
+        <w:tblW w:w="0" w:type="auto"/>
+        <w:tblCellSpacing w:w="15" w:type="dxa"/>
+        <w:tblBorders>
+          <w:top w:val="single" w:sz="4" w:space="0" w:color="auto"/>
+          <w:left w:val="single" w:sz="4" w:space="0" w:color="auto"/>
+          <w:bottom w:val="single" w:sz="4" w:space="0" w:color="auto"/>
+          <w:right w:val="single" w:sz="4" w:space="0" w:color="auto"/>
+          <w:insideH w:val="single" w:sz="4" w:space="0" w:color="auto"/>
+          <w:insideV w:val="single" w:sz="4" w:space="0" w:color="auto"/>
+        </w:tblBorders>
+        <w:tblCellMar>
+          <w:top w:w="15" w:type="dxa"/>
+          <w:left w:w="15" w:type="dxa"/>
+          <w:bottom w:w="15" w:type="dxa"/>
+          <w:right w:w="15" w:type="dxa"/>
+        </w:tblCellMar>
+        <w:tblLook w:val="04A0" w:firstRow="1" w:lastRow="0" w:firstColumn="1" w:lastColumn="0" w:noHBand="0" w:noVBand="1"/>
+      </w:tblPr>
+      <w:tblGrid>
+        <w:gridCol w:w="1612"/>
+        <w:gridCol w:w="1497"/>
+        <w:gridCol w:w="923"/>
+        <w:gridCol w:w="861"/>
+        <w:gridCol w:w="918"/>
+        <w:gridCol w:w="933"/>
+      </w:tblGrid>
+      <w:tr>
+        <w:trPr>
+          <w:tblHeader/>
+          <w:tblCellSpacing w:w="15" w:type="dxa"/>
+        </w:trPr>
+        <w:tc>
+          <w:tcPr>
+            <w:tcW w:w="0" w:type="auto"/>
+            <w:vAlign w:val="center"/>
+            <w:hideMark/>
+          </w:tcPr>
+          <w:p>
+            <w:pPr>
+              <w:spacing w:line="240" w:lineRule="auto"/>
+              <w:jc w:val="center"/>
+              <w:rPr>
+                <w:rFonts w:ascii="Cambria" w:hAnsi="Cambria"/>
+                <w:b/>
+                <w:bCs/>
+                <w:lang w:val="en-IL"/>
+              </w:rPr>
+            </w:pPr>
+            <w:r>
+              <w:rPr>
+                <w:rFonts w:ascii="Cambria" w:hAnsi="Cambria"/>
+                <w:b/>
+                <w:bCs/>
+                <w:lang w:val="en-IL"/>
+              </w:rPr>
+              <w:t>Algorithm</w:t>
+            </w:r>
+          </w:p>
+        </w:tc>
+        <w:tc>
+          <w:tcPr>
+            <w:tcW w:w="0" w:type="auto"/>
+            <w:vAlign w:val="center"/>
+            <w:hideMark/>
+          </w:tcPr>
+          <w:p>
+            <w:pPr>
+              <w:spacing w:line="240" w:lineRule="auto"/>
+              <w:jc w:val="center"/>
+              <w:rPr>
+                <w:rFonts w:ascii="Cambria" w:hAnsi="Cambria"/>
+                <w:b/>
+                <w:bCs/>
+                <w:lang w:val="en-IL"/>
+              </w:rPr>
+            </w:pPr>
+            <w:r>
+              <w:rPr>
+                <w:rFonts w:ascii="Cambria" w:hAnsi="Cambria"/>
+                <w:b/>
+                <w:bCs/>
+                <w:lang w:val="en-IL"/>
+              </w:rPr>
+              <w:t>Runtime (sec)</w:t>
+            </w:r>
+          </w:p>
+        </w:tc>
+        <w:tc>
+          <w:tcPr>
+            <w:tcW w:w="0" w:type="auto"/>
+            <w:vAlign w:val="center"/>
+            <w:hideMark/>
+          </w:tcPr>
+          <w:p>
+            <w:pPr>
+              <w:spacing w:line="240" w:lineRule="auto"/>
+              <w:jc w:val="center"/>
+              <w:rPr>
+                <w:rFonts w:ascii="Cambria" w:hAnsi="Cambria"/>
+                <w:b/>
+                <w:bCs/>
+                <w:lang w:val="en-IL"/>
+              </w:rPr>
+            </w:pPr>
+            <w:r>
+              <w:rPr>
+                <w:rFonts w:ascii="Cambria" w:hAnsi="Cambria"/>
+                <w:b/>
+                <w:bCs/>
+                <w:lang w:val="en-IL"/>
+              </w:rPr>
+              <w:t>Memory</w:t>
+            </w:r>
+          </w:p>
+        </w:tc>
+        <w:tc>
+          <w:tcPr>
+            <w:tcW w:w="0" w:type="auto"/>
+            <w:vAlign w:val="center"/>
+            <w:hideMark/>
+          </w:tcPr>
+          <w:p>
+            <w:pPr>
+              <w:spacing w:line="240" w:lineRule="auto"/>
+              <w:jc w:val="center"/>
+              <w:rPr>
+                <w:rFonts w:ascii="Cambria" w:hAnsi="Cambria"/>
+                <w:b/>
+                <w:bCs/>
+                <w:lang w:val="en-IL"/>
+              </w:rPr>
+            </w:pPr>
+            <w:r>
+              <w:rPr>
+                <w:rFonts w:ascii="Cambria" w:hAnsi="Cambria"/>
+                <w:b/>
+                <w:bCs/>
+                <w:lang w:val="en-IL"/>
+              </w:rPr>
+              <w:t>SSE</w:t>
+            </w:r>
+          </w:p>
+        </w:tc>
+        <w:tc>
+          <w:tcPr>
+            <w:tcW w:w="0" w:type="auto"/>
+            <w:vAlign w:val="center"/>
+            <w:hideMark/>
+          </w:tcPr>
+          <w:p>
+            <w:pPr>
+              <w:spacing w:line="240" w:lineRule="auto"/>
+              <w:jc w:val="center"/>
+              <w:rPr>
+                <w:rFonts w:ascii="Cambria" w:hAnsi="Cambria"/>
+                <w:b/>
+                <w:bCs/>
+                <w:lang w:val="en-IL"/>
+              </w:rPr>
+            </w:pPr>
+            <w:r>
+              <w:rPr>
+                <w:rFonts w:ascii="Cambria" w:hAnsi="Cambria"/>
+                <w:b/>
+                <w:bCs/>
+                <w:lang w:val="en-IL"/>
+              </w:rPr>
+              <w:t>ARI</w:t>
+            </w:r>
+          </w:p>
+        </w:tc>
+        <w:tc>
+          <w:tcPr>
+            <w:tcW w:w="0" w:type="auto"/>
+            <w:vAlign w:val="center"/>
+            <w:hideMark/>
+          </w:tcPr>
+          <w:p>
+            <w:pPr>
+              <w:spacing w:line="240" w:lineRule="auto"/>
+              <w:jc w:val="center"/>
+              <w:rPr>
+                <w:rFonts w:ascii="Cambria" w:hAnsi="Cambria"/>
+                <w:b/>
+                <w:bCs/>
+                <w:lang w:val="en-IL"/>
+              </w:rPr>
+            </w:pPr>
+            <w:r>
+              <w:rPr>
+                <w:rFonts w:ascii="Cambria" w:hAnsi="Cambria"/>
+                <w:b/>
+                <w:bCs/>
+                <w:lang w:val="en-IL"/>
+              </w:rPr>
+              <w:t>NMI</w:t>
+            </w:r>
+          </w:p>
+        </w:tc>
+      </w:tr>
+      <w:tr>
+        <w:trPr>
+          <w:tblCellSpacing w:w="15" w:type="dxa"/>
+        </w:trPr>
+        <w:tc>
+          <w:tcPr>
+            <w:tcW w:w="0" w:type="auto"/>
+            <w:vAlign w:val="center"/>
+            <w:hideMark/>
+          </w:tcPr>
+          <w:p>
+            <w:pPr>
+              <w:spacing w:line="240" w:lineRule="auto"/>
+              <w:jc w:val="center"/>
+              <w:rPr>
+                <w:rFonts w:ascii="Cambria" w:hAnsi="Cambria"/>
+                <w:lang w:val="en-IL"/>
+              </w:rPr>
+            </w:pPr>
+            <w:proofErr w:type="spellStart"/>
+            <w:r>
+              <w:rPr>
+                <w:rFonts w:ascii="Cambria" w:hAnsi="Cambria"/>
+                <w:lang w:val="en-IL"/>
+              </w:rPr>
+              <w:t>KMeans</w:t>
+            </w:r>
+            <w:proofErr w:type="spellEnd"/>
+          </w:p>
+        </w:tc>
+        <w:tc>
+          <w:tcPr>
+            <w:tcW w:w="0" w:type="auto"/>
+            <w:vAlign w:val="bottom"/>
+            <w:hideMark/>
+          </w:tcPr>
+          <w:p>
+            <w:pPr>
+              <w:spacing w:line="240" w:lineRule="auto"/>
+              <w:jc w:val="center"/>
+              <w:rPr>
+                <w:rFonts w:ascii="Cambria" w:hAnsi="Cambria"/>
+                <w:lang w:val="en-IL"/>
+              </w:rPr>
+            </w:pPr>
+            <w:r>
+              <w:rPr>
+                <w:rFonts w:ascii="Aptos Narrow" w:hAnsi="Aptos Narrow"/>
+                <w:color w:val="000000"/>
+              </w:rPr>
+              <w:t>0.64993</w:t>
+            </w:r>
+          </w:p>
+        </w:tc>
+        <w:tc>
+          <w:tcPr>
+            <w:tcW w:w="0" w:type="auto"/>
+            <w:vAlign w:val="bottom"/>
+            <w:hideMark/>
+          </w:tcPr>
+          <w:p>
+            <w:pPr>
+              <w:spacing w:line="240" w:lineRule="auto"/>
+              <w:jc w:val="center"/>
+              <w:rPr>
+                <w:rFonts w:ascii="Cambria" w:hAnsi="Cambria"/>
+                <w:lang w:val="en-IL"/>
+              </w:rPr>
+            </w:pPr>
+            <w:r>
+              <w:rPr>
+                <w:rFonts w:ascii="Aptos Narrow" w:hAnsi="Aptos Narrow"/>
+                <w:color w:val="000000"/>
+              </w:rPr>
+              <w:t>12003.56</w:t>
+            </w:r>
+          </w:p>
+        </w:tc>
+        <w:tc>
+          <w:tcPr>
+            <w:tcW w:w="0" w:type="auto"/>
+            <w:vAlign w:val="bottom"/>
+            <w:hideMark/>
+          </w:tcPr>
+          <w:p>
+            <w:pPr>
+              <w:spacing w:line="240" w:lineRule="auto"/>
+              <w:jc w:val="center"/>
+              <w:rPr>
+                <w:rFonts w:ascii="Cambria" w:hAnsi="Cambria"/>
+                <w:lang w:val="en-IL"/>
+              </w:rPr>
+            </w:pPr>
+            <w:r>
+              <w:rPr>
+                <w:rFonts w:ascii="Aptos Narrow" w:hAnsi="Aptos Narrow"/>
+                <w:color w:val="000000"/>
+              </w:rPr>
+              <w:t>1016806</w:t>
+            </w:r>
+          </w:p>
+        </w:tc>
+        <w:tc>
+          <w:tcPr>
+            <w:tcW w:w="0" w:type="auto"/>
+            <w:vAlign w:val="bottom"/>
+            <w:hideMark/>
+          </w:tcPr>
+          <w:p>
+            <w:pPr>
+              <w:spacing w:line="240" w:lineRule="auto"/>
+              <w:jc w:val="center"/>
+              <w:rPr>
+                <w:rFonts w:ascii="Cambria" w:hAnsi="Cambria"/>
+                <w:lang w:val="en-IL"/>
+              </w:rPr>
+            </w:pPr>
+            <w:r>
+              <w:rPr>
+                <w:rFonts w:ascii="Aptos Narrow" w:hAnsi="Aptos Narrow"/>
+                <w:color w:val="000000"/>
+              </w:rPr>
+              <w:t>0.674179</w:t>
+            </w:r>
+          </w:p>
+        </w:tc>
+        <w:tc>
+          <w:tcPr>
+            <w:tcW w:w="0" w:type="auto"/>
+            <w:vAlign w:val="bottom"/>
+            <w:hideMark/>
+          </w:tcPr>
+          <w:p>
+            <w:pPr>
+              <w:spacing w:line="240" w:lineRule="auto"/>
+              <w:jc w:val="center"/>
+              <w:rPr>
+                <w:rFonts w:ascii="Cambria" w:hAnsi="Cambria"/>
+                <w:lang w:val="en-IL"/>
+              </w:rPr>
+            </w:pPr>
+            <w:r>
+              <w:rPr>
+                <w:rFonts w:ascii="Aptos Narrow" w:hAnsi="Aptos Narrow"/>
+                <w:color w:val="000000"/>
+              </w:rPr>
+              <w:t>0.744041</w:t>
+            </w:r>
+          </w:p>
+        </w:tc>
+      </w:tr>
+      <w:tr>
+        <w:trPr>
+          <w:tblCellSpacing w:w="15" w:type="dxa"/>
+        </w:trPr>
+        <w:tc>
+          <w:tcPr>
+            <w:tcW w:w="0" w:type="auto"/>
+            <w:vAlign w:val="center"/>
+            <w:hideMark/>
+          </w:tcPr>
+          <w:p>
+            <w:pPr>
+              <w:spacing w:line="240" w:lineRule="auto"/>
+              <w:jc w:val="center"/>
+              <w:rPr>
+                <w:rFonts w:ascii="Cambria" w:hAnsi="Cambria"/>
+                <w:lang w:val="en-IL"/>
+              </w:rPr>
+            </w:pPr>
+            <w:r>
+              <w:rPr>
+                <w:rFonts w:ascii="Cambria" w:hAnsi="Cambria"/>
+                <w:lang w:val="en-IL"/>
+              </w:rPr>
+              <w:t>Guha (STREAM)</w:t>
+            </w:r>
+          </w:p>
+        </w:tc>
+        <w:tc>
+          <w:tcPr>
+            <w:tcW w:w="0" w:type="auto"/>
+            <w:vAlign w:val="bottom"/>
+            <w:hideMark/>
+          </w:tcPr>
+          <w:p>
+            <w:pPr>
+              <w:spacing w:line="240" w:lineRule="auto"/>
+              <w:jc w:val="center"/>
+              <w:rPr>
+                <w:rFonts w:ascii="Cambria" w:hAnsi="Cambria"/>
+                <w:lang w:val="en-IL"/>
+              </w:rPr>
+            </w:pPr>
+            <w:r>
+              <w:rPr>
+                <w:rFonts w:ascii="Aptos Narrow" w:hAnsi="Aptos Narrow"/>
+                <w:color w:val="000000"/>
+              </w:rPr>
+              <w:t>769.4368</w:t>
+            </w:r>
+          </w:p>
+        </w:tc>
+        <w:tc>
+          <w:tcPr>
+            <w:tcW w:w="0" w:type="auto"/>
+            <w:vAlign w:val="bottom"/>
+            <w:hideMark/>
+          </w:tcPr>
+          <w:p>
+            <w:pPr>
+              <w:spacing w:line="240" w:lineRule="auto"/>
+              <w:jc w:val="center"/>
+              <w:rPr>
+                <w:rFonts w:ascii="Cambria" w:hAnsi="Cambria"/>
+                <w:lang w:val="en-IL"/>
+              </w:rPr>
+            </w:pPr>
+            <w:r>
+              <w:rPr>
+                <w:rFonts w:ascii="Aptos Narrow" w:hAnsi="Aptos Narrow"/>
+                <w:color w:val="000000"/>
+              </w:rPr>
+              <w:t>607427.3</w:t>
+            </w:r>
+          </w:p>
+        </w:tc>
+        <w:tc>
+          <w:tcPr>
+            <w:tcW w:w="0" w:type="auto"/>
+            <w:vAlign w:val="bottom"/>
+            <w:hideMark/>
+          </w:tcPr>
+          <w:p>
+            <w:pPr>
+              <w:spacing w:line="240" w:lineRule="auto"/>
+              <w:jc w:val="center"/>
+              <w:rPr>
+                <w:rFonts w:ascii="Cambria" w:hAnsi="Cambria"/>
+                <w:lang w:val="en-IL"/>
+              </w:rPr>
+            </w:pPr>
+            <w:r>
+              <w:rPr>
+                <w:rFonts w:ascii="Aptos Narrow" w:hAnsi="Aptos Narrow"/>
+                <w:color w:val="000000"/>
+              </w:rPr>
+              <w:t>1015547</w:t>
+            </w:r>
+          </w:p>
+        </w:tc>
+        <w:tc>
+          <w:tcPr>
+            <w:tcW w:w="0" w:type="auto"/>
+            <w:vAlign w:val="bottom"/>
+            <w:hideMark/>
+          </w:tcPr>
+          <w:p>
+            <w:pPr>
+              <w:spacing w:line="240" w:lineRule="auto"/>
+              <w:jc w:val="center"/>
+              <w:rPr>
+                <w:rFonts w:ascii="Cambria" w:hAnsi="Cambria"/>
+                <w:lang w:val="en-IL"/>
+              </w:rPr>
+            </w:pPr>
+            <w:r>
+              <w:rPr>
+                <w:rFonts w:ascii="Aptos Narrow" w:hAnsi="Aptos Narrow"/>
+                <w:color w:val="000000"/>
+              </w:rPr>
+              <w:t>0.663745</w:t>
+            </w:r>
+          </w:p>
+        </w:tc>
+        <w:tc>
+          <w:tcPr>
+            <w:tcW w:w="0" w:type="auto"/>
+            <w:vAlign w:val="bottom"/>
+            <w:hideMark/>
+          </w:tcPr>
+          <w:p>
+            <w:pPr>
+              <w:spacing w:line="240" w:lineRule="auto"/>
+              <w:jc w:val="center"/>
+              <w:rPr>
+                <w:rFonts w:ascii="Cambria" w:hAnsi="Cambria"/>
+                <w:lang w:val="en-IL"/>
+              </w:rPr>
+            </w:pPr>
+            <w:r>
+              <w:rPr>
+                <w:rFonts w:ascii="Aptos Narrow" w:hAnsi="Aptos Narrow"/>
+                <w:color w:val="000000"/>
+              </w:rPr>
+              <w:t>0.738543</w:t>
+            </w:r>
+          </w:p>
+        </w:tc>
+      </w:tr>
+      <w:tr>
+        <w:trPr>
+          <w:tblCellSpacing w:w="15" w:type="dxa"/>
+        </w:trPr>
+        <w:tc>
+          <w:tcPr>
+            <w:tcW w:w="0" w:type="auto"/>
+            <w:vAlign w:val="center"/>
+            <w:hideMark/>
+          </w:tcPr>
+          <w:p>
+            <w:pPr>
+              <w:spacing w:line="240" w:lineRule="auto"/>
+              <w:jc w:val="center"/>
+              <w:rPr>
+                <w:rFonts w:ascii="Cambria" w:hAnsi="Cambria"/>
+                <w:lang w:val="en-IL"/>
+              </w:rPr>
+            </w:pPr>
+            <w:r>
+              <w:rPr>
+                <w:rFonts w:ascii="Cambria" w:hAnsi="Cambria"/>
+                <w:lang w:val="en-IL"/>
+              </w:rPr>
+              <w:t>Ailon</w:t>
+            </w:r>
+          </w:p>
+        </w:tc>
+        <w:tc>
+          <w:tcPr>
+            <w:tcW w:w="0" w:type="auto"/>
+            <w:vAlign w:val="bottom"/>
+            <w:hideMark/>
+          </w:tcPr>
+          <w:p>
+            <w:pPr>
+              <w:spacing w:line="240" w:lineRule="auto"/>
+              <w:jc w:val="center"/>
+              <w:rPr>
+                <w:rFonts w:ascii="Cambria" w:hAnsi="Cambria"/>
+                <w:lang w:val="en-IL"/>
+              </w:rPr>
+            </w:pPr>
+            <w:r>
+              <w:rPr>
+                <w:rFonts w:ascii="Aptos Narrow" w:hAnsi="Aptos Narrow"/>
+                <w:color w:val="000000"/>
+              </w:rPr>
+              <w:t>0.248762</w:t>
+            </w:r>
+          </w:p>
+        </w:tc>
+        <w:tc>
+          <w:tcPr>
+            <w:tcW w:w="0" w:type="auto"/>
+            <w:vAlign w:val="bottom"/>
+            <w:hideMark/>
+          </w:tcPr>
+          <w:p>
+            <w:pPr>
+              <w:spacing w:line="240" w:lineRule="auto"/>
+              <w:jc w:val="center"/>
+              <w:rPr>
+                <w:rFonts w:ascii="Cambria" w:hAnsi="Cambria"/>
+                <w:lang w:val="en-IL"/>
+              </w:rPr>
+            </w:pPr>
+            <w:r>
+              <w:rPr>
+                <w:rFonts w:ascii="Aptos Narrow" w:hAnsi="Aptos Narrow"/>
+                <w:color w:val="000000"/>
+              </w:rPr>
+              <w:t>2863591</w:t>
+            </w:r>
+          </w:p>
+        </w:tc>
+        <w:tc>
+          <w:tcPr>
+            <w:tcW w:w="0" w:type="auto"/>
+            <w:vAlign w:val="bottom"/>
+            <w:hideMark/>
+          </w:tcPr>
+          <w:p>
+            <w:pPr>
+              <w:spacing w:line="240" w:lineRule="auto"/>
+              <w:jc w:val="center"/>
+              <w:rPr>
+                <w:rFonts w:ascii="Cambria" w:hAnsi="Cambria"/>
+                <w:lang w:val="en-IL"/>
+              </w:rPr>
+            </w:pPr>
+            <w:r>
+              <w:rPr>
+                <w:rFonts w:ascii="Aptos Narrow" w:hAnsi="Aptos Narrow"/>
+                <w:color w:val="000000"/>
+              </w:rPr>
+              <w:t>1061527</w:t>
+            </w:r>
+          </w:p>
+        </w:tc>
+        <w:tc>
+          <w:tcPr>
+            <w:tcW w:w="0" w:type="auto"/>
+            <w:vAlign w:val="bottom"/>
+            <w:hideMark/>
+          </w:tcPr>
+          <w:p>
+            <w:pPr>
+              <w:spacing w:line="240" w:lineRule="auto"/>
+              <w:jc w:val="center"/>
+              <w:rPr>
+                <w:rFonts w:ascii="Cambria" w:hAnsi="Cambria"/>
+                <w:lang w:val="en-IL"/>
+              </w:rPr>
+            </w:pPr>
+            <w:r>
+              <w:rPr>
+                <w:rFonts w:ascii="Aptos Narrow" w:hAnsi="Aptos Narrow"/>
+                <w:color w:val="000000"/>
+              </w:rPr>
+              <w:t>0.655964</w:t>
+            </w:r>
+          </w:p>
+        </w:tc>
+        <w:tc>
+          <w:tcPr>
+            <w:tcW w:w="0" w:type="auto"/>
+            <w:vAlign w:val="bottom"/>
+            <w:hideMark/>
+          </w:tcPr>
+          <w:p>
+            <w:pPr>
+              <w:spacing w:line="240" w:lineRule="auto"/>
+              <w:jc w:val="center"/>
+              <w:rPr>
+                <w:rFonts w:ascii="Cambria" w:hAnsi="Cambria"/>
+                <w:lang w:val="en-IL"/>
+              </w:rPr>
+            </w:pPr>
+            <w:r>
+              <w:rPr>
+                <w:rFonts w:ascii="Aptos Narrow" w:hAnsi="Aptos Narrow"/>
+                <w:color w:val="000000"/>
+              </w:rPr>
+              <w:t>0.734052</w:t>
+            </w:r>
+          </w:p>
+        </w:tc>
+      </w:tr>
+      <w:tr>
+        <w:trPr>
+          <w:tblCellSpacing w:w="15" w:type="dxa"/>
+        </w:trPr>
+        <w:tc>
+          <w:tcPr>
+            <w:tcW w:w="0" w:type="auto"/>
+            <w:vAlign w:val="center"/>
+            <w:hideMark/>
+          </w:tcPr>
+          <w:p>
+            <w:pPr>
+              <w:spacing w:line="240" w:lineRule="auto"/>
+              <w:jc w:val="center"/>
+              <w:rPr>
+                <w:rFonts w:ascii="Cambria" w:hAnsi="Cambria"/>
+                <w:lang w:val="en-IL"/>
+              </w:rPr>
+            </w:pPr>
+            <w:proofErr w:type="spellStart"/>
+            <w:r>
+              <w:rPr>
+                <w:rFonts w:ascii="Cambria" w:hAnsi="Cambria"/>
+                <w:lang w:val="en-IL"/>
+              </w:rPr>
+              <w:t>Boutsidis</w:t>
+            </w:r>
+            <w:proofErr w:type="spellEnd"/>
+          </w:p>
+        </w:tc>
+        <w:tc>
+          <w:tcPr>
+            <w:tcW w:w="0" w:type="auto"/>
+            <w:vAlign w:val="bottom"/>
+            <w:hideMark/>
+          </w:tcPr>
+          <w:p>
+            <w:pPr>
+              <w:spacing w:line="240" w:lineRule="auto"/>
+              <w:jc w:val="center"/>
+              <w:rPr>
+                <w:rFonts w:ascii="Cambria" w:hAnsi="Cambria"/>
+                <w:lang w:val="en-IL"/>
+              </w:rPr>
+            </w:pPr>
+            <w:r>
+              <w:rPr>
+                <w:rFonts w:ascii="Aptos Narrow" w:hAnsi="Aptos Narrow"/>
+                <w:color w:val="000000"/>
+              </w:rPr>
+              <w:t>0.192522</w:t>
+            </w:r>
+          </w:p>
+        </w:tc>
+        <w:tc>
+          <w:tcPr>
+            <w:tcW w:w="0" w:type="auto"/>
+            <w:vAlign w:val="bottom"/>
+            <w:hideMark/>
+          </w:tcPr>
+          <w:p>
+            <w:pPr>
+              <w:spacing w:line="240" w:lineRule="auto"/>
+              <w:jc w:val="center"/>
+              <w:rPr>
+                <w:rFonts w:ascii="Cambria" w:hAnsi="Cambria"/>
+                <w:lang w:val="en-IL"/>
+              </w:rPr>
+            </w:pPr>
+            <w:r>
+              <w:rPr>
+                <w:rFonts w:ascii="Aptos Narrow" w:hAnsi="Aptos Narrow"/>
+                <w:color w:val="000000"/>
+              </w:rPr>
+              <w:t>3489.778</w:t>
+            </w:r>
+          </w:p>
+        </w:tc>
+        <w:tc>
+          <w:tcPr>
+            <w:tcW w:w="0" w:type="auto"/>
+            <w:vAlign w:val="bottom"/>
+            <w:hideMark/>
+          </w:tcPr>
+          <w:p>
+            <w:pPr>
+              <w:spacing w:line="240" w:lineRule="auto"/>
+              <w:jc w:val="center"/>
+              <w:rPr>
+                <w:rFonts w:ascii="Cambria" w:hAnsi="Cambria"/>
+                <w:lang w:val="en-IL"/>
+              </w:rPr>
+            </w:pPr>
+            <w:r>
+              <w:rPr>
+                <w:rFonts w:ascii="Aptos Narrow" w:hAnsi="Aptos Narrow"/>
+                <w:color w:val="000000"/>
+              </w:rPr>
+              <w:t>1205305</w:t>
+            </w:r>
+          </w:p>
+        </w:tc>
+        <w:tc>
+          <w:tcPr>
+            <w:tcW w:w="0" w:type="auto"/>
+            <w:vAlign w:val="bottom"/>
+            <w:hideMark/>
+          </w:tcPr>
+          <w:p>
+            <w:pPr>
+              <w:spacing w:line="240" w:lineRule="auto"/>
+              <w:jc w:val="center"/>
+              <w:rPr>
+                <w:rFonts w:ascii="Cambria" w:hAnsi="Cambria"/>
+                <w:lang w:val="en-IL"/>
+              </w:rPr>
+            </w:pPr>
+            <w:r>
+              <w:rPr>
+                <w:rFonts w:ascii="Aptos Narrow" w:hAnsi="Aptos Narrow"/>
+                <w:color w:val="000000"/>
+              </w:rPr>
+              <w:t>0.568972</w:t>
+            </w:r>
+          </w:p>
+        </w:tc>
+        <w:tc>
+          <w:tcPr>
+            <w:tcW w:w="0" w:type="auto"/>
+            <w:vAlign w:val="bottom"/>
+            <w:hideMark/>
+          </w:tcPr>
+          <w:p>
+            <w:pPr>
+              <w:spacing w:line="240" w:lineRule="auto"/>
+              <w:jc w:val="center"/>
+              <w:rPr>
+                <w:rFonts w:ascii="Cambria" w:hAnsi="Cambria"/>
+                <w:lang w:val="en-IL"/>
+              </w:rPr>
+            </w:pPr>
+            <w:r>
+              <w:rPr>
+                <w:rFonts w:ascii="Aptos Narrow" w:hAnsi="Aptos Narrow"/>
+                <w:color w:val="000000"/>
+              </w:rPr>
+              <w:t>0.647208</w:t>
+            </w:r>
+          </w:p>
+        </w:tc>
+      </w:tr>
+      <w:tr>
+        <w:trPr>
+          <w:tblCellSpacing w:w="15" w:type="dxa"/>
+        </w:trPr>
+        <w:tc>
+          <w:tcPr>
+            <w:tcW w:w="0" w:type="auto"/>
+            <w:vAlign w:val="center"/>
+            <w:hideMark/>
+          </w:tcPr>
+          <w:p>
+            <w:pPr>
+              <w:spacing w:line="240" w:lineRule="auto"/>
+              <w:jc w:val="center"/>
+              <w:rPr>
+                <w:rFonts w:ascii="Cambria" w:hAnsi="Cambria"/>
+                <w:lang w:val="en-IL"/>
+              </w:rPr>
+            </w:pPr>
+            <w:proofErr w:type="spellStart"/>
+            <w:r>
+              <w:rPr>
+                <w:rFonts w:ascii="Cambria" w:hAnsi="Cambria"/>
+                <w:lang w:val="en-IL"/>
+              </w:rPr>
+              <w:t>Charikar</w:t>
+            </w:r>
+            <w:proofErr w:type="spellEnd"/>
+          </w:p>
+        </w:tc>
+        <w:tc>
+          <w:tcPr>
+            <w:tcW w:w="0" w:type="auto"/>
+            <w:vAlign w:val="bottom"/>
+            <w:hideMark/>
+          </w:tcPr>
+          <w:p>
+            <w:pPr>
+              <w:spacing w:line="240" w:lineRule="auto"/>
+              <w:jc w:val="center"/>
+              <w:rPr>
+                <w:rFonts w:ascii="Cambria" w:hAnsi="Cambria"/>
+                <w:lang w:val="en-IL"/>
+              </w:rPr>
+            </w:pPr>
+            <w:r>
+              <w:rPr>
+                <w:rFonts w:ascii="Aptos Narrow" w:hAnsi="Aptos Narrow"/>
+                <w:color w:val="000000"/>
+              </w:rPr>
+              <w:t>0.573701</w:t>
+            </w:r>
+          </w:p>
+        </w:tc>
+        <w:tc>
+          <w:tcPr>
+            <w:tcW w:w="0" w:type="auto"/>
+            <w:vAlign w:val="bottom"/>
+            <w:hideMark/>
+          </w:tcPr>
+          <w:p>
+            <w:pPr>
+              <w:spacing w:line="240" w:lineRule="auto"/>
+              <w:jc w:val="center"/>
+              <w:rPr>
+                <w:rFonts w:ascii="Cambria" w:hAnsi="Cambria"/>
+                <w:lang w:val="en-IL"/>
+              </w:rPr>
+            </w:pPr>
+            <w:r>
+              <w:rPr>
+                <w:rFonts w:ascii="Aptos Narrow" w:hAnsi="Aptos Narrow"/>
+                <w:color w:val="000000"/>
+              </w:rPr>
+              <w:t>12206.81</w:t>
+            </w:r>
+          </w:p>
+        </w:tc>
+        <w:tc>
+          <w:tcPr>
+            <w:tcW w:w="0" w:type="auto"/>
+            <w:vAlign w:val="bottom"/>
+            <w:hideMark/>
+          </w:tcPr>
+          <w:p>
+            <w:pPr>
+              <w:spacing w:line="240" w:lineRule="auto"/>
+              <w:jc w:val="center"/>
+              <w:rPr>
+                <w:rFonts w:ascii="Cambria" w:hAnsi="Cambria"/>
+                <w:lang w:val="en-IL"/>
+              </w:rPr>
+            </w:pPr>
+            <w:r>
+              <w:rPr>
+                <w:rFonts w:ascii="Aptos Narrow" w:hAnsi="Aptos Narrow"/>
+                <w:color w:val="000000"/>
+              </w:rPr>
+              <w:t>2163850</w:t>
+            </w:r>
+          </w:p>
+        </w:tc>
+        <w:tc>
+          <w:tcPr>
+            <w:tcW w:w="0" w:type="auto"/>
+            <w:vAlign w:val="bottom"/>
+            <w:hideMark/>
+          </w:tcPr>
+          <w:p>
+            <w:pPr>
+              <w:spacing w:line="240" w:lineRule="auto"/>
+              <w:jc w:val="center"/>
+              <w:rPr>
+                <w:rFonts w:ascii="Cambria" w:hAnsi="Cambria"/>
+                <w:lang w:val="en-IL"/>
+              </w:rPr>
+            </w:pPr>
+            <w:r>
+              <w:rPr>
+                <w:rFonts w:ascii="Aptos Narrow" w:hAnsi="Aptos Narrow"/>
+                <w:color w:val="000000"/>
+              </w:rPr>
+              <w:t>0.550839</w:t>
+            </w:r>
+          </w:p>
+        </w:tc>
+        <w:tc>
+          <w:tcPr>
+            <w:tcW w:w="0" w:type="auto"/>
+            <w:vAlign w:val="bottom"/>
+            <w:hideMark/>
+          </w:tcPr>
+          <w:p>
+            <w:pPr>
+              <w:spacing w:line="240" w:lineRule="auto"/>
+              <w:jc w:val="center"/>
+              <w:rPr>
+                <w:rFonts w:ascii="Cambria" w:hAnsi="Cambria"/>
+                <w:lang w:val="en-IL"/>
+              </w:rPr>
+            </w:pPr>
+            <w:r>
+              <w:rPr>
+                <w:rFonts w:ascii="Aptos Narrow" w:hAnsi="Aptos Narrow"/>
+                <w:color w:val="000000"/>
+              </w:rPr>
+              <w:t>0.657524</w:t>
+            </w:r>
+          </w:p>
+        </w:tc>
+      </w:tr>
+    </w:tbl>
+    <w:p>
+      <w:pPr>
+        <w:spacing w:line="240" w:lineRule="auto"/>
+        <w:rPr>
+          <w:rFonts w:ascii="Cambria" w:hAnsi="Cambria"/>
+        </w:rPr>
+      </w:pPr>
+    </w:p>
+    <w:p>
+      <w:pPr>
+        <w:spacing w:line="240" w:lineRule="auto"/>
+        <w:rPr>
+          <w:rFonts w:ascii="Cambria" w:hAnsi="Cambria"/>
+        </w:rPr>
+      </w:pPr>
+      <w:r>
+        <w:rPr>
+          <w:rFonts w:ascii="Cambria" w:hAnsi="Cambria"/>
+        </w:rPr>
+        <w:t>The full results are stored in the file:</w:t>
+      </w:r>
+    </w:p>
+    <w:p>
+      <w:pPr>
+        <w:spacing w:line="240" w:lineRule="auto"/>
+        <w:rPr>
+          <w:rFonts w:ascii="Cambria" w:hAnsi="Cambria"/>
+        </w:rPr>
+      </w:pPr>
+      <w:r>
+        <w:rPr>
+          <w:rFonts w:ascii="Cambria" w:hAnsi="Cambria"/>
+        </w:rPr>
+        <w:t>results/Kmeans_sweep_raw.csv</w:t>
+      </w:r>
+    </w:p>
+    <w:p>
+      <w:pPr>
+        <w:spacing w:line="240" w:lineRule="auto"/>
         <w:rPr>
           <w:rFonts w:ascii="Cambria" w:hAnsi="Cambria"/>
           <w:rtl/>
         </w:rPr>
-        <w:t xml:space="preserve">#### </w:t>
-      </w:r>
-      <w:r>
-        <w:rPr>
-          <w:rFonts w:ascii="Cambria" w:hAnsi="Cambria"/>
-        </w:rPr>
-        <w:t>[Insert aggregated CSV table or summary]</w:t>
-      </w:r>
-    </w:p>
-    <w:p>
-      <w:pPr>
-        <w:spacing w:line="240" w:lineRule="auto"/>
-        <w:rPr>
-          <w:rFonts w:ascii="Cambria" w:hAnsi="Cambria"/>
-        </w:rPr>
-      </w:pPr>
-      <w:r>
-        <w:rPr>
-          <w:rFonts w:ascii="Cambria" w:hAnsi="Cambria"/>
-        </w:rPr>
-        <w:t>The full results are stored in the file:</w:t>
-      </w:r>
-    </w:p>
-    <w:p>
-      <w:pPr>
-        <w:spacing w:line="240" w:lineRule="auto"/>
-        <w:rPr>
-          <w:rFonts w:ascii="Cambria" w:hAnsi="Cambria"/>
-        </w:rPr>
-      </w:pPr>
-      <w:r>
-        <w:rPr>
-          <w:rFonts w:ascii="Cambria" w:hAnsi="Cambria"/>
-        </w:rPr>
-        <w:t>results/Kmeans_sweep_raw.csv</w:t>
-      </w:r>
-    </w:p>
-    <w:p>
-      <w:pPr>
-        <w:spacing w:line="240" w:lineRule="auto"/>
-        <w:rPr>
-          <w:rFonts w:ascii="Cambria" w:hAnsi="Cambria"/>
-        </w:rPr>
       </w:pPr>
       <w:r>
         <w:rPr>
           <w:rFonts w:ascii="Cambria" w:hAnsi="Cambria"/>
         </w:rPr>
         <w:t>This file contains the detailed measurements for all datasets, algorithms, and random seeds.</w:t>
-      </w:r>
-    </w:p>
-    <w:p>
-      <w:pPr>
-        <w:spacing w:line="240" w:lineRule="auto"/>
-        <w:rPr>
-          <w:rFonts w:ascii="Cambria" w:hAnsi="Cambria"/>
-        </w:rPr>
-      </w:pPr>
-    </w:p>
-    <w:p>
-      <w:pPr>
-        <w:pStyle w:val="Heading3"/>
-        <w:spacing w:line="240" w:lineRule="auto"/>
-        <w:rPr>
-          <w:rFonts w:ascii="Cambria" w:hAnsi="Cambria"/>
-        </w:rPr>
-      </w:pPr>
-      <w:r>
-        <w:rPr>
-          <w:rFonts w:ascii="Cambria" w:hAnsi="Cambria"/>
-        </w:rPr>
-        <w:t>6.3 Global Trade-off Analysis</w:t>
-      </w:r>
-    </w:p>
-    <w:p>
-      <w:pPr>
-        <w:spacing w:line="240" w:lineRule="auto"/>
-        <w:rPr>
-          <w:rFonts w:ascii="Cambria" w:hAnsi="Cambria"/>
-        </w:rPr>
-      </w:pPr>
-      <w:r>
-        <w:rPr>
-          <w:rFonts w:ascii="Cambria" w:hAnsi="Cambria"/>
-        </w:rPr>
-        <w:t xml:space="preserve">To compare the algorithms globally, we </w:t>
-      </w:r>
-      <w:proofErr w:type="spellStart"/>
-      <w:r>
-        <w:rPr>
-          <w:rFonts w:ascii="Cambria" w:hAnsi="Cambria"/>
-        </w:rPr>
-        <w:t>analyze</w:t>
-      </w:r>
-      <w:proofErr w:type="spellEnd"/>
-      <w:r>
-        <w:rPr>
-          <w:rFonts w:ascii="Cambria" w:hAnsi="Cambria"/>
-        </w:rPr>
-        <w:t xml:space="preserve"> the trade-off between memory usage, runtime, and clustering quality across all datasets.</w:t>
-      </w:r>
-    </w:p>
-    <w:p>
-      <w:pPr>
-        <w:spacing w:line="240" w:lineRule="auto"/>
-        <w:rPr>
-          <w:rFonts w:ascii="Cambria" w:hAnsi="Cambria"/>
-        </w:rPr>
-      </w:pPr>
-      <w:r>
-        <w:rPr>
-          <w:rFonts w:ascii="Cambria" w:hAnsi="Cambria"/>
-          <w:rtl/>
-        </w:rPr>
-        <w:t>####</w:t>
-      </w:r>
-      <w:r>
-        <w:rPr>
-          <w:rFonts w:ascii="Cambria" w:hAnsi="Cambria"/>
-        </w:rPr>
-        <w:t xml:space="preserve"> </w:t>
-      </w:r>
-      <w:r>
-        <w:rPr>
-          <w:rFonts w:ascii="Cambria" w:hAnsi="Cambria"/>
-        </w:rPr>
-        <w:t>Figure 1 — Quality vs Memory</w:t>
-      </w:r>
-      <w:r>
-        <w:rPr>
-          <w:rFonts w:ascii="Cambria" w:hAnsi="Cambria"/>
-        </w:rPr>
-        <w:br/>
-        <w:t>[Insert global memory vs quality plot]</w:t>
-      </w:r>
-    </w:p>
-    <w:p>
-      <w:pPr>
-        <w:spacing w:line="240" w:lineRule="auto"/>
-        <w:rPr>
-          <w:rFonts w:ascii="Cambria" w:hAnsi="Cambria"/>
-        </w:rPr>
-      </w:pPr>
-      <w:r>
-        <w:rPr>
-          <w:rFonts w:ascii="Cambria" w:hAnsi="Cambria"/>
-        </w:rPr>
-        <w:t xml:space="preserve">#### </w:t>
-      </w:r>
-      <w:r>
-        <w:rPr>
-          <w:rFonts w:ascii="Cambria" w:hAnsi="Cambria"/>
-        </w:rPr>
-        <w:t>Figure 2 — Quality vs Runtime</w:t>
-      </w:r>
-      <w:r>
-        <w:rPr>
-          <w:rFonts w:ascii="Cambria" w:hAnsi="Cambria"/>
-        </w:rPr>
-        <w:br/>
-        <w:t>[Insert global runtime vs quality plot]</w:t>
-      </w:r>
-    </w:p>
-    <w:p>
-      <w:pPr>
-        <w:spacing w:line="240" w:lineRule="auto"/>
-        <w:rPr>
-          <w:rFonts w:ascii="Cambria" w:hAnsi="Cambria"/>
-        </w:rPr>
-      </w:pPr>
-      <w:r>
-        <w:rPr>
-          <w:rFonts w:ascii="Cambria" w:hAnsi="Cambria"/>
-        </w:rPr>
-        <w:t xml:space="preserve">#### </w:t>
-      </w:r>
-      <w:r>
-        <w:rPr>
-          <w:rFonts w:ascii="Cambria" w:hAnsi="Cambria"/>
-        </w:rPr>
-        <w:t>Figure 3 — Runtime vs Memory</w:t>
-      </w:r>
-      <w:r>
-        <w:rPr>
-          <w:rFonts w:ascii="Cambria" w:hAnsi="Cambria"/>
-        </w:rPr>
-        <w:br/>
-        <w:t>[Insert runtime vs memory plot]</w:t>
-      </w:r>
-    </w:p>
-    <w:p>
-      <w:pPr>
-        <w:spacing w:line="240" w:lineRule="auto"/>
-        <w:rPr>
-          <w:rFonts w:ascii="Cambria" w:hAnsi="Cambria"/>
-        </w:rPr>
-      </w:pPr>
-      <w:r>
-        <w:rPr>
-          <w:rFonts w:ascii="Cambria" w:hAnsi="Cambria"/>
-        </w:rPr>
-        <w:t>These plots summarize the overall performance differences between the algorithms.</w:t>
       </w:r>
     </w:p>
     <w:p>
@@ -7256,11 +9185,11 @@
             </w:pPr>
             <w:r>
               <w:rPr>
-                <w:rFonts w:ascii="Cambria" w:hAnsi="Cambria" w:hint="cs"/>
+                <w:rFonts w:ascii="Cambria" w:hAnsi="Cambria"/>
                 <w:noProof/>
               </w:rPr>
               <w:drawing>
-                <wp:inline distT="0" distB="0" distL="0" distR="0" wp14:anchorId="050EF7E3" wp14:editId="50F6C75C">
+                <wp:inline distT="0" distB="0" distL="0" distR="0" wp14:anchorId="050EF7E3" wp14:editId="3A7F2D0E">
                   <wp:extent cx="2400000" cy="1800000"/>
                   <wp:effectExtent l="0" t="0" r="635" b="0"/>
                   <wp:docPr id="528485454" name="Picture 2"/>
@@ -7328,7 +9257,7 @@
                 <w:lang w:val="en-US"/>
               </w:rPr>
               <w:drawing>
-                <wp:inline distT="0" distB="0" distL="0" distR="0" wp14:anchorId="6A599430" wp14:editId="3494F138">
+                <wp:inline distT="0" distB="0" distL="0" distR="0" wp14:anchorId="6A599430" wp14:editId="4CA03E34">
                   <wp:extent cx="2400000" cy="1800000"/>
                   <wp:effectExtent l="0" t="0" r="635" b="0"/>
                   <wp:docPr id="924970670" name="Picture 3"/>
@@ -7396,7 +9325,7 @@
                 <w:lang w:val="en-US"/>
               </w:rPr>
               <w:drawing>
-                <wp:inline distT="0" distB="0" distL="0" distR="0" wp14:anchorId="384C524F" wp14:editId="622EB2F9">
+                <wp:inline distT="0" distB="0" distL="0" distR="0" wp14:anchorId="384C524F" wp14:editId="476018B2">
                   <wp:extent cx="2400000" cy="1800000"/>
                   <wp:effectExtent l="0" t="0" r="635" b="0"/>
                   <wp:docPr id="1163151883" name="Picture 4"/>
@@ -8345,7 +10274,7 @@
               <m:sty m:val="p"/>
             </m:rPr>
             <w:rPr>
-              <w:rFonts w:ascii="Cambria" w:hAnsi="Cambria"/>
+              <w:rFonts w:ascii="Cambria Math" w:hAnsi="Cambria Math"/>
             </w:rPr>
             <w:br/>
           </m:r>
@@ -8805,7 +10734,7 @@
               <m:sty m:val="p"/>
             </m:rPr>
             <w:rPr>
-              <w:rFonts w:ascii="Cambria" w:hAnsi="Cambria"/>
+              <w:rFonts w:ascii="Cambria Math" w:hAnsi="Cambria Math"/>
             </w:rPr>
             <w:br/>
           </m:r>
@@ -9254,8 +11183,11 @@
             <m:t>≤α⋅OPT</m:t>
           </m:r>
           <m:r>
+            <m:rPr>
+              <m:sty m:val="p"/>
+            </m:rPr>
             <w:rPr>
-              <w:rFonts w:ascii="Cambria" w:hAnsi="Cambria"/>
+              <w:rFonts w:ascii="Cambria Math" w:hAnsi="Cambria Math"/>
             </w:rPr>
             <w:br/>
           </m:r>
@@ -11431,6 +13363,155 @@
     </w:lvl>
   </w:abstractNum>
   <w:abstractNum w:abstractNumId="11" w15:restartNumberingAfterBreak="0">
+    <w:nsid w:val="27B45B22"/>
+    <w:multiLevelType w:val="multilevel"/>
+    <w:tmpl w:val="FB06CB34"/>
+    <w:lvl w:ilvl="0">
+      <w:start w:val="1"/>
+      <w:numFmt w:val="bullet"/>
+      <w:lvlText w:val=""/>
+      <w:lvlJc w:val="left"/>
+      <w:pPr>
+        <w:tabs>
+          <w:tab w:val="num" w:pos="720"/>
+        </w:tabs>
+        <w:ind w:left="720" w:hanging="360"/>
+      </w:pPr>
+      <w:rPr>
+        <w:rFonts w:ascii="Symbol" w:hAnsi="Symbol" w:hint="default"/>
+        <w:sz w:val="20"/>
+      </w:rPr>
+    </w:lvl>
+    <w:lvl w:ilvl="1" w:tentative="1">
+      <w:start w:val="1"/>
+      <w:numFmt w:val="bullet"/>
+      <w:lvlText w:val="o"/>
+      <w:lvlJc w:val="left"/>
+      <w:pPr>
+        <w:tabs>
+          <w:tab w:val="num" w:pos="1440"/>
+        </w:tabs>
+        <w:ind w:left="1440" w:hanging="360"/>
+      </w:pPr>
+      <w:rPr>
+        <w:rFonts w:ascii="Courier New" w:hAnsi="Courier New" w:hint="default"/>
+        <w:sz w:val="20"/>
+      </w:rPr>
+    </w:lvl>
+    <w:lvl w:ilvl="2" w:tentative="1">
+      <w:start w:val="1"/>
+      <w:numFmt w:val="bullet"/>
+      <w:lvlText w:val=""/>
+      <w:lvlJc w:val="left"/>
+      <w:pPr>
+        <w:tabs>
+          <w:tab w:val="num" w:pos="2160"/>
+        </w:tabs>
+        <w:ind w:left="2160" w:hanging="360"/>
+      </w:pPr>
+      <w:rPr>
+        <w:rFonts w:ascii="Wingdings" w:hAnsi="Wingdings" w:hint="default"/>
+        <w:sz w:val="20"/>
+      </w:rPr>
+    </w:lvl>
+    <w:lvl w:ilvl="3" w:tentative="1">
+      <w:start w:val="1"/>
+      <w:numFmt w:val="bullet"/>
+      <w:lvlText w:val=""/>
+      <w:lvlJc w:val="left"/>
+      <w:pPr>
+        <w:tabs>
+          <w:tab w:val="num" w:pos="2880"/>
+        </w:tabs>
+        <w:ind w:left="2880" w:hanging="360"/>
+      </w:pPr>
+      <w:rPr>
+        <w:rFonts w:ascii="Wingdings" w:hAnsi="Wingdings" w:hint="default"/>
+        <w:sz w:val="20"/>
+      </w:rPr>
+    </w:lvl>
+    <w:lvl w:ilvl="4" w:tentative="1">
+      <w:start w:val="1"/>
+      <w:numFmt w:val="bullet"/>
+      <w:lvlText w:val=""/>
+      <w:lvlJc w:val="left"/>
+      <w:pPr>
+        <w:tabs>
+          <w:tab w:val="num" w:pos="3600"/>
+        </w:tabs>
+        <w:ind w:left="3600" w:hanging="360"/>
+      </w:pPr>
+      <w:rPr>
+        <w:rFonts w:ascii="Wingdings" w:hAnsi="Wingdings" w:hint="default"/>
+        <w:sz w:val="20"/>
+      </w:rPr>
+    </w:lvl>
+    <w:lvl w:ilvl="5" w:tentative="1">
+      <w:start w:val="1"/>
+      <w:numFmt w:val="bullet"/>
+      <w:lvlText w:val=""/>
+      <w:lvlJc w:val="left"/>
+      <w:pPr>
+        <w:tabs>
+          <w:tab w:val="num" w:pos="4320"/>
+        </w:tabs>
+        <w:ind w:left="4320" w:hanging="360"/>
+      </w:pPr>
+      <w:rPr>
+        <w:rFonts w:ascii="Wingdings" w:hAnsi="Wingdings" w:hint="default"/>
+        <w:sz w:val="20"/>
+      </w:rPr>
+    </w:lvl>
+    <w:lvl w:ilvl="6" w:tentative="1">
+      <w:start w:val="1"/>
+      <w:numFmt w:val="bullet"/>
+      <w:lvlText w:val=""/>
+      <w:lvlJc w:val="left"/>
+      <w:pPr>
+        <w:tabs>
+          <w:tab w:val="num" w:pos="5040"/>
+        </w:tabs>
+        <w:ind w:left="5040" w:hanging="360"/>
+      </w:pPr>
+      <w:rPr>
+        <w:rFonts w:ascii="Wingdings" w:hAnsi="Wingdings" w:hint="default"/>
+        <w:sz w:val="20"/>
+      </w:rPr>
+    </w:lvl>
+    <w:lvl w:ilvl="7" w:tentative="1">
+      <w:start w:val="1"/>
+      <w:numFmt w:val="bullet"/>
+      <w:lvlText w:val=""/>
+      <w:lvlJc w:val="left"/>
+      <w:pPr>
+        <w:tabs>
+          <w:tab w:val="num" w:pos="5760"/>
+        </w:tabs>
+        <w:ind w:left="5760" w:hanging="360"/>
+      </w:pPr>
+      <w:rPr>
+        <w:rFonts w:ascii="Wingdings" w:hAnsi="Wingdings" w:hint="default"/>
+        <w:sz w:val="20"/>
+      </w:rPr>
+    </w:lvl>
+    <w:lvl w:ilvl="8" w:tentative="1">
+      <w:start w:val="1"/>
+      <w:numFmt w:val="bullet"/>
+      <w:lvlText w:val=""/>
+      <w:lvlJc w:val="left"/>
+      <w:pPr>
+        <w:tabs>
+          <w:tab w:val="num" w:pos="6480"/>
+        </w:tabs>
+        <w:ind w:left="6480" w:hanging="360"/>
+      </w:pPr>
+      <w:rPr>
+        <w:rFonts w:ascii="Wingdings" w:hAnsi="Wingdings" w:hint="default"/>
+        <w:sz w:val="20"/>
+      </w:rPr>
+    </w:lvl>
+  </w:abstractNum>
+  <w:abstractNum w:abstractNumId="12" w15:restartNumberingAfterBreak="0">
     <w:nsid w:val="27FB7ACC"/>
     <w:multiLevelType w:val="multilevel"/>
     <w:tmpl w:val="4ED4A558"/>
@@ -11579,7 +13660,7 @@
       </w:rPr>
     </w:lvl>
   </w:abstractNum>
-  <w:abstractNum w:abstractNumId="12" w15:restartNumberingAfterBreak="0">
+  <w:abstractNum w:abstractNumId="13" w15:restartNumberingAfterBreak="0">
     <w:nsid w:val="2C4806AD"/>
     <w:multiLevelType w:val="multilevel"/>
     <w:tmpl w:val="9C864500"/>
@@ -11728,7 +13809,7 @@
       </w:rPr>
     </w:lvl>
   </w:abstractNum>
-  <w:abstractNum w:abstractNumId="13" w15:restartNumberingAfterBreak="0">
+  <w:abstractNum w:abstractNumId="14" w15:restartNumberingAfterBreak="0">
     <w:nsid w:val="2FD9438D"/>
     <w:multiLevelType w:val="multilevel"/>
     <w:tmpl w:val="742C4238"/>
@@ -11877,7 +13958,7 @@
       </w:rPr>
     </w:lvl>
   </w:abstractNum>
-  <w:abstractNum w:abstractNumId="14" w15:restartNumberingAfterBreak="0">
+  <w:abstractNum w:abstractNumId="15" w15:restartNumberingAfterBreak="0">
     <w:nsid w:val="31C214DC"/>
     <w:multiLevelType w:val="hybridMultilevel"/>
     <w:tmpl w:val="E99E1788"/>
@@ -11990,7 +14071,156 @@
       </w:rPr>
     </w:lvl>
   </w:abstractNum>
-  <w:abstractNum w:abstractNumId="15" w15:restartNumberingAfterBreak="0">
+  <w:abstractNum w:abstractNumId="16" w15:restartNumberingAfterBreak="0">
+    <w:nsid w:val="326F0672"/>
+    <w:multiLevelType w:val="multilevel"/>
+    <w:tmpl w:val="E4F8B26A"/>
+    <w:lvl w:ilvl="0">
+      <w:start w:val="1"/>
+      <w:numFmt w:val="bullet"/>
+      <w:lvlText w:val=""/>
+      <w:lvlJc w:val="left"/>
+      <w:pPr>
+        <w:tabs>
+          <w:tab w:val="num" w:pos="720"/>
+        </w:tabs>
+        <w:ind w:left="720" w:hanging="360"/>
+      </w:pPr>
+      <w:rPr>
+        <w:rFonts w:ascii="Symbol" w:hAnsi="Symbol" w:hint="default"/>
+        <w:sz w:val="20"/>
+      </w:rPr>
+    </w:lvl>
+    <w:lvl w:ilvl="1" w:tentative="1">
+      <w:start w:val="1"/>
+      <w:numFmt w:val="bullet"/>
+      <w:lvlText w:val="o"/>
+      <w:lvlJc w:val="left"/>
+      <w:pPr>
+        <w:tabs>
+          <w:tab w:val="num" w:pos="1440"/>
+        </w:tabs>
+        <w:ind w:left="1440" w:hanging="360"/>
+      </w:pPr>
+      <w:rPr>
+        <w:rFonts w:ascii="Courier New" w:hAnsi="Courier New" w:hint="default"/>
+        <w:sz w:val="20"/>
+      </w:rPr>
+    </w:lvl>
+    <w:lvl w:ilvl="2" w:tentative="1">
+      <w:start w:val="1"/>
+      <w:numFmt w:val="bullet"/>
+      <w:lvlText w:val=""/>
+      <w:lvlJc w:val="left"/>
+      <w:pPr>
+        <w:tabs>
+          <w:tab w:val="num" w:pos="2160"/>
+        </w:tabs>
+        <w:ind w:left="2160" w:hanging="360"/>
+      </w:pPr>
+      <w:rPr>
+        <w:rFonts w:ascii="Wingdings" w:hAnsi="Wingdings" w:hint="default"/>
+        <w:sz w:val="20"/>
+      </w:rPr>
+    </w:lvl>
+    <w:lvl w:ilvl="3" w:tentative="1">
+      <w:start w:val="1"/>
+      <w:numFmt w:val="bullet"/>
+      <w:lvlText w:val=""/>
+      <w:lvlJc w:val="left"/>
+      <w:pPr>
+        <w:tabs>
+          <w:tab w:val="num" w:pos="2880"/>
+        </w:tabs>
+        <w:ind w:left="2880" w:hanging="360"/>
+      </w:pPr>
+      <w:rPr>
+        <w:rFonts w:ascii="Wingdings" w:hAnsi="Wingdings" w:hint="default"/>
+        <w:sz w:val="20"/>
+      </w:rPr>
+    </w:lvl>
+    <w:lvl w:ilvl="4" w:tentative="1">
+      <w:start w:val="1"/>
+      <w:numFmt w:val="bullet"/>
+      <w:lvlText w:val=""/>
+      <w:lvlJc w:val="left"/>
+      <w:pPr>
+        <w:tabs>
+          <w:tab w:val="num" w:pos="3600"/>
+        </w:tabs>
+        <w:ind w:left="3600" w:hanging="360"/>
+      </w:pPr>
+      <w:rPr>
+        <w:rFonts w:ascii="Wingdings" w:hAnsi="Wingdings" w:hint="default"/>
+        <w:sz w:val="20"/>
+      </w:rPr>
+    </w:lvl>
+    <w:lvl w:ilvl="5" w:tentative="1">
+      <w:start w:val="1"/>
+      <w:numFmt w:val="bullet"/>
+      <w:lvlText w:val=""/>
+      <w:lvlJc w:val="left"/>
+      <w:pPr>
+        <w:tabs>
+          <w:tab w:val="num" w:pos="4320"/>
+        </w:tabs>
+        <w:ind w:left="4320" w:hanging="360"/>
+      </w:pPr>
+      <w:rPr>
+        <w:rFonts w:ascii="Wingdings" w:hAnsi="Wingdings" w:hint="default"/>
+        <w:sz w:val="20"/>
+      </w:rPr>
+    </w:lvl>
+    <w:lvl w:ilvl="6" w:tentative="1">
+      <w:start w:val="1"/>
+      <w:numFmt w:val="bullet"/>
+      <w:lvlText w:val=""/>
+      <w:lvlJc w:val="left"/>
+      <w:pPr>
+        <w:tabs>
+          <w:tab w:val="num" w:pos="5040"/>
+        </w:tabs>
+        <w:ind w:left="5040" w:hanging="360"/>
+      </w:pPr>
+      <w:rPr>
+        <w:rFonts w:ascii="Wingdings" w:hAnsi="Wingdings" w:hint="default"/>
+        <w:sz w:val="20"/>
+      </w:rPr>
+    </w:lvl>
+    <w:lvl w:ilvl="7" w:tentative="1">
+      <w:start w:val="1"/>
+      <w:numFmt w:val="bullet"/>
+      <w:lvlText w:val=""/>
+      <w:lvlJc w:val="left"/>
+      <w:pPr>
+        <w:tabs>
+          <w:tab w:val="num" w:pos="5760"/>
+        </w:tabs>
+        <w:ind w:left="5760" w:hanging="360"/>
+      </w:pPr>
+      <w:rPr>
+        <w:rFonts w:ascii="Wingdings" w:hAnsi="Wingdings" w:hint="default"/>
+        <w:sz w:val="20"/>
+      </w:rPr>
+    </w:lvl>
+    <w:lvl w:ilvl="8" w:tentative="1">
+      <w:start w:val="1"/>
+      <w:numFmt w:val="bullet"/>
+      <w:lvlText w:val=""/>
+      <w:lvlJc w:val="left"/>
+      <w:pPr>
+        <w:tabs>
+          <w:tab w:val="num" w:pos="6480"/>
+        </w:tabs>
+        <w:ind w:left="6480" w:hanging="360"/>
+      </w:pPr>
+      <w:rPr>
+        <w:rFonts w:ascii="Wingdings" w:hAnsi="Wingdings" w:hint="default"/>
+        <w:sz w:val="20"/>
+      </w:rPr>
+    </w:lvl>
+  </w:abstractNum>
+  <w:abstractNum w:abstractNumId="17" w15:restartNumberingAfterBreak="0">
     <w:nsid w:val="35931589"/>
     <w:multiLevelType w:val="multilevel"/>
     <w:tmpl w:val="AF54AB1C"/>
@@ -12139,7 +14369,7 @@
       </w:rPr>
     </w:lvl>
   </w:abstractNum>
-  <w:abstractNum w:abstractNumId="16" w15:restartNumberingAfterBreak="0">
+  <w:abstractNum w:abstractNumId="18" w15:restartNumberingAfterBreak="0">
     <w:nsid w:val="36644FD2"/>
     <w:multiLevelType w:val="multilevel"/>
     <w:tmpl w:val="E29640F6"/>
@@ -12288,7 +14518,7 @@
       </w:rPr>
     </w:lvl>
   </w:abstractNum>
-  <w:abstractNum w:abstractNumId="17" w15:restartNumberingAfterBreak="0">
+  <w:abstractNum w:abstractNumId="19" w15:restartNumberingAfterBreak="0">
     <w:nsid w:val="36A35653"/>
     <w:multiLevelType w:val="multilevel"/>
     <w:tmpl w:val="D5EA1556"/>
@@ -12437,7 +14667,7 @@
       </w:rPr>
     </w:lvl>
   </w:abstractNum>
-  <w:abstractNum w:abstractNumId="18" w15:restartNumberingAfterBreak="0">
+  <w:abstractNum w:abstractNumId="20" w15:restartNumberingAfterBreak="0">
     <w:nsid w:val="3A3B313D"/>
     <w:multiLevelType w:val="multilevel"/>
     <w:tmpl w:val="60C862E2"/>
@@ -12586,7 +14816,7 @@
       </w:rPr>
     </w:lvl>
   </w:abstractNum>
-  <w:abstractNum w:abstractNumId="19" w15:restartNumberingAfterBreak="0">
+  <w:abstractNum w:abstractNumId="21" w15:restartNumberingAfterBreak="0">
     <w:nsid w:val="3AF1661D"/>
     <w:multiLevelType w:val="hybridMultilevel"/>
     <w:tmpl w:val="75FA5B96"/>
@@ -12672,7 +14902,7 @@
       </w:pPr>
     </w:lvl>
   </w:abstractNum>
-  <w:abstractNum w:abstractNumId="20" w15:restartNumberingAfterBreak="0">
+  <w:abstractNum w:abstractNumId="22" w15:restartNumberingAfterBreak="0">
     <w:nsid w:val="3B2378E9"/>
     <w:multiLevelType w:val="multilevel"/>
     <w:tmpl w:val="A48E799E"/>
@@ -12821,7 +15051,7 @@
       </w:rPr>
     </w:lvl>
   </w:abstractNum>
-  <w:abstractNum w:abstractNumId="21" w15:restartNumberingAfterBreak="0">
+  <w:abstractNum w:abstractNumId="23" w15:restartNumberingAfterBreak="0">
     <w:nsid w:val="3B560CF2"/>
     <w:multiLevelType w:val="multilevel"/>
     <w:tmpl w:val="BBFC5F50"/>
@@ -12970,7 +15200,7 @@
       </w:rPr>
     </w:lvl>
   </w:abstractNum>
-  <w:abstractNum w:abstractNumId="22" w15:restartNumberingAfterBreak="0">
+  <w:abstractNum w:abstractNumId="24" w15:restartNumberingAfterBreak="0">
     <w:nsid w:val="3CE306BE"/>
     <w:multiLevelType w:val="multilevel"/>
     <w:tmpl w:val="AAE80D36"/>
@@ -13119,7 +15349,7 @@
       </w:rPr>
     </w:lvl>
   </w:abstractNum>
-  <w:abstractNum w:abstractNumId="23" w15:restartNumberingAfterBreak="0">
+  <w:abstractNum w:abstractNumId="25" w15:restartNumberingAfterBreak="0">
     <w:nsid w:val="3E6327DA"/>
     <w:multiLevelType w:val="multilevel"/>
     <w:tmpl w:val="2376AFC0"/>
@@ -13268,7 +15498,7 @@
       </w:rPr>
     </w:lvl>
   </w:abstractNum>
-  <w:abstractNum w:abstractNumId="24" w15:restartNumberingAfterBreak="0">
+  <w:abstractNum w:abstractNumId="26" w15:restartNumberingAfterBreak="0">
     <w:nsid w:val="403E5BDC"/>
     <w:multiLevelType w:val="multilevel"/>
     <w:tmpl w:val="B608E802"/>
@@ -13417,7 +15647,7 @@
       </w:rPr>
     </w:lvl>
   </w:abstractNum>
-  <w:abstractNum w:abstractNumId="25" w15:restartNumberingAfterBreak="0">
+  <w:abstractNum w:abstractNumId="27" w15:restartNumberingAfterBreak="0">
     <w:nsid w:val="41EF3ABC"/>
     <w:multiLevelType w:val="multilevel"/>
     <w:tmpl w:val="1EB45514"/>
@@ -13566,7 +15796,7 @@
       </w:rPr>
     </w:lvl>
   </w:abstractNum>
-  <w:abstractNum w:abstractNumId="26" w15:restartNumberingAfterBreak="0">
+  <w:abstractNum w:abstractNumId="28" w15:restartNumberingAfterBreak="0">
     <w:nsid w:val="42D65B17"/>
     <w:multiLevelType w:val="multilevel"/>
     <w:tmpl w:val="B2A4ACFA"/>
@@ -13715,7 +15945,7 @@
       </w:rPr>
     </w:lvl>
   </w:abstractNum>
-  <w:abstractNum w:abstractNumId="27" w15:restartNumberingAfterBreak="0">
+  <w:abstractNum w:abstractNumId="29" w15:restartNumberingAfterBreak="0">
     <w:nsid w:val="44095978"/>
     <w:multiLevelType w:val="multilevel"/>
     <w:tmpl w:val="1F54410A"/>
@@ -13864,7 +16094,7 @@
       </w:rPr>
     </w:lvl>
   </w:abstractNum>
-  <w:abstractNum w:abstractNumId="28" w15:restartNumberingAfterBreak="0">
+  <w:abstractNum w:abstractNumId="30" w15:restartNumberingAfterBreak="0">
     <w:nsid w:val="470300D7"/>
     <w:multiLevelType w:val="multilevel"/>
     <w:tmpl w:val="D2EEA2E6"/>
@@ -14013,7 +16243,7 @@
       </w:rPr>
     </w:lvl>
   </w:abstractNum>
-  <w:abstractNum w:abstractNumId="29" w15:restartNumberingAfterBreak="0">
+  <w:abstractNum w:abstractNumId="31" w15:restartNumberingAfterBreak="0">
     <w:nsid w:val="47361FE2"/>
     <w:multiLevelType w:val="multilevel"/>
     <w:tmpl w:val="D4EA9AA0"/>
@@ -14162,7 +16392,7 @@
       </w:rPr>
     </w:lvl>
   </w:abstractNum>
-  <w:abstractNum w:abstractNumId="30" w15:restartNumberingAfterBreak="0">
+  <w:abstractNum w:abstractNumId="32" w15:restartNumberingAfterBreak="0">
     <w:nsid w:val="47780638"/>
     <w:multiLevelType w:val="multilevel"/>
     <w:tmpl w:val="93A23792"/>
@@ -14311,7 +16541,7 @@
       </w:rPr>
     </w:lvl>
   </w:abstractNum>
-  <w:abstractNum w:abstractNumId="31" w15:restartNumberingAfterBreak="0">
+  <w:abstractNum w:abstractNumId="33" w15:restartNumberingAfterBreak="0">
     <w:nsid w:val="48150734"/>
     <w:multiLevelType w:val="hybridMultilevel"/>
     <w:tmpl w:val="1D30126E"/>
@@ -14424,7 +16654,7 @@
       </w:rPr>
     </w:lvl>
   </w:abstractNum>
-  <w:abstractNum w:abstractNumId="32" w15:restartNumberingAfterBreak="0">
+  <w:abstractNum w:abstractNumId="34" w15:restartNumberingAfterBreak="0">
     <w:nsid w:val="533D059C"/>
     <w:multiLevelType w:val="multilevel"/>
     <w:tmpl w:val="A8C65A9E"/>
@@ -14573,7 +16803,7 @@
       </w:rPr>
     </w:lvl>
   </w:abstractNum>
-  <w:abstractNum w:abstractNumId="33" w15:restartNumberingAfterBreak="0">
+  <w:abstractNum w:abstractNumId="35" w15:restartNumberingAfterBreak="0">
     <w:nsid w:val="53D55844"/>
     <w:multiLevelType w:val="multilevel"/>
     <w:tmpl w:val="E4204EBC"/>
@@ -14722,7 +16952,7 @@
       </w:rPr>
     </w:lvl>
   </w:abstractNum>
-  <w:abstractNum w:abstractNumId="34" w15:restartNumberingAfterBreak="0">
+  <w:abstractNum w:abstractNumId="36" w15:restartNumberingAfterBreak="0">
     <w:nsid w:val="53FD4592"/>
     <w:multiLevelType w:val="multilevel"/>
     <w:tmpl w:val="61568732"/>
@@ -14871,7 +17101,7 @@
       </w:rPr>
     </w:lvl>
   </w:abstractNum>
-  <w:abstractNum w:abstractNumId="35" w15:restartNumberingAfterBreak="0">
+  <w:abstractNum w:abstractNumId="37" w15:restartNumberingAfterBreak="0">
     <w:nsid w:val="553769AA"/>
     <w:multiLevelType w:val="multilevel"/>
     <w:tmpl w:val="D26C0AE0"/>
@@ -15020,7 +17250,7 @@
       </w:rPr>
     </w:lvl>
   </w:abstractNum>
-  <w:abstractNum w:abstractNumId="36" w15:restartNumberingAfterBreak="0">
+  <w:abstractNum w:abstractNumId="38" w15:restartNumberingAfterBreak="0">
     <w:nsid w:val="59E74C31"/>
     <w:multiLevelType w:val="multilevel"/>
     <w:tmpl w:val="7D2EB0BC"/>
@@ -15169,7 +17399,7 @@
       </w:rPr>
     </w:lvl>
   </w:abstractNum>
-  <w:abstractNum w:abstractNumId="37" w15:restartNumberingAfterBreak="0">
+  <w:abstractNum w:abstractNumId="39" w15:restartNumberingAfterBreak="0">
     <w:nsid w:val="5F8C5308"/>
     <w:multiLevelType w:val="multilevel"/>
     <w:tmpl w:val="66D0CD2A"/>
@@ -15318,7 +17548,7 @@
       </w:rPr>
     </w:lvl>
   </w:abstractNum>
-  <w:abstractNum w:abstractNumId="38" w15:restartNumberingAfterBreak="0">
+  <w:abstractNum w:abstractNumId="40" w15:restartNumberingAfterBreak="0">
     <w:nsid w:val="60D76CE1"/>
     <w:multiLevelType w:val="multilevel"/>
     <w:tmpl w:val="8B362BC0"/>
@@ -15431,7 +17661,7 @@
       </w:pPr>
     </w:lvl>
   </w:abstractNum>
-  <w:abstractNum w:abstractNumId="39" w15:restartNumberingAfterBreak="0">
+  <w:abstractNum w:abstractNumId="41" w15:restartNumberingAfterBreak="0">
     <w:nsid w:val="611127A1"/>
     <w:multiLevelType w:val="multilevel"/>
     <w:tmpl w:val="FDAA2B3C"/>
@@ -15580,7 +17810,7 @@
       </w:rPr>
     </w:lvl>
   </w:abstractNum>
-  <w:abstractNum w:abstractNumId="40" w15:restartNumberingAfterBreak="0">
+  <w:abstractNum w:abstractNumId="42" w15:restartNumberingAfterBreak="0">
     <w:nsid w:val="65F956F2"/>
     <w:multiLevelType w:val="multilevel"/>
     <w:tmpl w:val="9AC4E7EA"/>
@@ -15729,7 +17959,7 @@
       </w:rPr>
     </w:lvl>
   </w:abstractNum>
-  <w:abstractNum w:abstractNumId="41" w15:restartNumberingAfterBreak="0">
+  <w:abstractNum w:abstractNumId="43" w15:restartNumberingAfterBreak="0">
     <w:nsid w:val="67591EB2"/>
     <w:multiLevelType w:val="multilevel"/>
     <w:tmpl w:val="998AE058"/>
@@ -15878,7 +18108,7 @@
       </w:rPr>
     </w:lvl>
   </w:abstractNum>
-  <w:abstractNum w:abstractNumId="42" w15:restartNumberingAfterBreak="0">
+  <w:abstractNum w:abstractNumId="44" w15:restartNumberingAfterBreak="0">
     <w:nsid w:val="693E365B"/>
     <w:multiLevelType w:val="multilevel"/>
     <w:tmpl w:val="012E82A2"/>
@@ -16027,7 +18257,156 @@
       </w:rPr>
     </w:lvl>
   </w:abstractNum>
-  <w:abstractNum w:abstractNumId="43" w15:restartNumberingAfterBreak="0">
+  <w:abstractNum w:abstractNumId="45" w15:restartNumberingAfterBreak="0">
+    <w:nsid w:val="6BC06C65"/>
+    <w:multiLevelType w:val="multilevel"/>
+    <w:tmpl w:val="543A992A"/>
+    <w:lvl w:ilvl="0">
+      <w:start w:val="1"/>
+      <w:numFmt w:val="bullet"/>
+      <w:lvlText w:val=""/>
+      <w:lvlJc w:val="left"/>
+      <w:pPr>
+        <w:tabs>
+          <w:tab w:val="num" w:pos="720"/>
+        </w:tabs>
+        <w:ind w:left="720" w:hanging="360"/>
+      </w:pPr>
+      <w:rPr>
+        <w:rFonts w:ascii="Symbol" w:hAnsi="Symbol" w:hint="default"/>
+        <w:sz w:val="20"/>
+      </w:rPr>
+    </w:lvl>
+    <w:lvl w:ilvl="1" w:tentative="1">
+      <w:start w:val="1"/>
+      <w:numFmt w:val="bullet"/>
+      <w:lvlText w:val="o"/>
+      <w:lvlJc w:val="left"/>
+      <w:pPr>
+        <w:tabs>
+          <w:tab w:val="num" w:pos="1440"/>
+        </w:tabs>
+        <w:ind w:left="1440" w:hanging="360"/>
+      </w:pPr>
+      <w:rPr>
+        <w:rFonts w:ascii="Courier New" w:hAnsi="Courier New" w:hint="default"/>
+        <w:sz w:val="20"/>
+      </w:rPr>
+    </w:lvl>
+    <w:lvl w:ilvl="2" w:tentative="1">
+      <w:start w:val="1"/>
+      <w:numFmt w:val="bullet"/>
+      <w:lvlText w:val=""/>
+      <w:lvlJc w:val="left"/>
+      <w:pPr>
+        <w:tabs>
+          <w:tab w:val="num" w:pos="2160"/>
+        </w:tabs>
+        <w:ind w:left="2160" w:hanging="360"/>
+      </w:pPr>
+      <w:rPr>
+        <w:rFonts w:ascii="Wingdings" w:hAnsi="Wingdings" w:hint="default"/>
+        <w:sz w:val="20"/>
+      </w:rPr>
+    </w:lvl>
+    <w:lvl w:ilvl="3" w:tentative="1">
+      <w:start w:val="1"/>
+      <w:numFmt w:val="bullet"/>
+      <w:lvlText w:val=""/>
+      <w:lvlJc w:val="left"/>
+      <w:pPr>
+        <w:tabs>
+          <w:tab w:val="num" w:pos="2880"/>
+        </w:tabs>
+        <w:ind w:left="2880" w:hanging="360"/>
+      </w:pPr>
+      <w:rPr>
+        <w:rFonts w:ascii="Wingdings" w:hAnsi="Wingdings" w:hint="default"/>
+        <w:sz w:val="20"/>
+      </w:rPr>
+    </w:lvl>
+    <w:lvl w:ilvl="4" w:tentative="1">
+      <w:start w:val="1"/>
+      <w:numFmt w:val="bullet"/>
+      <w:lvlText w:val=""/>
+      <w:lvlJc w:val="left"/>
+      <w:pPr>
+        <w:tabs>
+          <w:tab w:val="num" w:pos="3600"/>
+        </w:tabs>
+        <w:ind w:left="3600" w:hanging="360"/>
+      </w:pPr>
+      <w:rPr>
+        <w:rFonts w:ascii="Wingdings" w:hAnsi="Wingdings" w:hint="default"/>
+        <w:sz w:val="20"/>
+      </w:rPr>
+    </w:lvl>
+    <w:lvl w:ilvl="5" w:tentative="1">
+      <w:start w:val="1"/>
+      <w:numFmt w:val="bullet"/>
+      <w:lvlText w:val=""/>
+      <w:lvlJc w:val="left"/>
+      <w:pPr>
+        <w:tabs>
+          <w:tab w:val="num" w:pos="4320"/>
+        </w:tabs>
+        <w:ind w:left="4320" w:hanging="360"/>
+      </w:pPr>
+      <w:rPr>
+        <w:rFonts w:ascii="Wingdings" w:hAnsi="Wingdings" w:hint="default"/>
+        <w:sz w:val="20"/>
+      </w:rPr>
+    </w:lvl>
+    <w:lvl w:ilvl="6" w:tentative="1">
+      <w:start w:val="1"/>
+      <w:numFmt w:val="bullet"/>
+      <w:lvlText w:val=""/>
+      <w:lvlJc w:val="left"/>
+      <w:pPr>
+        <w:tabs>
+          <w:tab w:val="num" w:pos="5040"/>
+        </w:tabs>
+        <w:ind w:left="5040" w:hanging="360"/>
+      </w:pPr>
+      <w:rPr>
+        <w:rFonts w:ascii="Wingdings" w:hAnsi="Wingdings" w:hint="default"/>
+        <w:sz w:val="20"/>
+      </w:rPr>
+    </w:lvl>
+    <w:lvl w:ilvl="7" w:tentative="1">
+      <w:start w:val="1"/>
+      <w:numFmt w:val="bullet"/>
+      <w:lvlText w:val=""/>
+      <w:lvlJc w:val="left"/>
+      <w:pPr>
+        <w:tabs>
+          <w:tab w:val="num" w:pos="5760"/>
+        </w:tabs>
+        <w:ind w:left="5760" w:hanging="360"/>
+      </w:pPr>
+      <w:rPr>
+        <w:rFonts w:ascii="Wingdings" w:hAnsi="Wingdings" w:hint="default"/>
+        <w:sz w:val="20"/>
+      </w:rPr>
+    </w:lvl>
+    <w:lvl w:ilvl="8" w:tentative="1">
+      <w:start w:val="1"/>
+      <w:numFmt w:val="bullet"/>
+      <w:lvlText w:val=""/>
+      <w:lvlJc w:val="left"/>
+      <w:pPr>
+        <w:tabs>
+          <w:tab w:val="num" w:pos="6480"/>
+        </w:tabs>
+        <w:ind w:left="6480" w:hanging="360"/>
+      </w:pPr>
+      <w:rPr>
+        <w:rFonts w:ascii="Wingdings" w:hAnsi="Wingdings" w:hint="default"/>
+        <w:sz w:val="20"/>
+      </w:rPr>
+    </w:lvl>
+  </w:abstractNum>
+  <w:abstractNum w:abstractNumId="46" w15:restartNumberingAfterBreak="0">
     <w:nsid w:val="6E7421D3"/>
     <w:multiLevelType w:val="multilevel"/>
     <w:tmpl w:val="976232C2"/>
@@ -16176,7 +18555,7 @@
       </w:rPr>
     </w:lvl>
   </w:abstractNum>
-  <w:abstractNum w:abstractNumId="44" w15:restartNumberingAfterBreak="0">
+  <w:abstractNum w:abstractNumId="47" w15:restartNumberingAfterBreak="0">
     <w:nsid w:val="6E79695C"/>
     <w:multiLevelType w:val="multilevel"/>
     <w:tmpl w:val="96E2D6F4"/>
@@ -16325,7 +18704,7 @@
       </w:rPr>
     </w:lvl>
   </w:abstractNum>
-  <w:abstractNum w:abstractNumId="45" w15:restartNumberingAfterBreak="0">
+  <w:abstractNum w:abstractNumId="48" w15:restartNumberingAfterBreak="0">
     <w:nsid w:val="708D165E"/>
     <w:multiLevelType w:val="multilevel"/>
     <w:tmpl w:val="7D30115C"/>
@@ -16474,7 +18853,7 @@
       </w:rPr>
     </w:lvl>
   </w:abstractNum>
-  <w:abstractNum w:abstractNumId="46" w15:restartNumberingAfterBreak="0">
+  <w:abstractNum w:abstractNumId="49" w15:restartNumberingAfterBreak="0">
     <w:nsid w:val="70E96155"/>
     <w:multiLevelType w:val="multilevel"/>
     <w:tmpl w:val="760884D4"/>
@@ -16623,7 +19002,7 @@
       </w:rPr>
     </w:lvl>
   </w:abstractNum>
-  <w:abstractNum w:abstractNumId="47" w15:restartNumberingAfterBreak="0">
+  <w:abstractNum w:abstractNumId="50" w15:restartNumberingAfterBreak="0">
     <w:nsid w:val="712B4AAE"/>
     <w:multiLevelType w:val="multilevel"/>
     <w:tmpl w:val="8D4AE940"/>
@@ -16772,7 +19151,7 @@
       </w:rPr>
     </w:lvl>
   </w:abstractNum>
-  <w:abstractNum w:abstractNumId="48" w15:restartNumberingAfterBreak="0">
+  <w:abstractNum w:abstractNumId="51" w15:restartNumberingAfterBreak="0">
     <w:nsid w:val="74220F08"/>
     <w:multiLevelType w:val="multilevel"/>
     <w:tmpl w:val="C99C1698"/>
@@ -16921,7 +19300,156 @@
       </w:rPr>
     </w:lvl>
   </w:abstractNum>
-  <w:abstractNum w:abstractNumId="49" w15:restartNumberingAfterBreak="0">
+  <w:abstractNum w:abstractNumId="52" w15:restartNumberingAfterBreak="0">
+    <w:nsid w:val="7514446C"/>
+    <w:multiLevelType w:val="multilevel"/>
+    <w:tmpl w:val="484CDF56"/>
+    <w:lvl w:ilvl="0">
+      <w:start w:val="1"/>
+      <w:numFmt w:val="bullet"/>
+      <w:lvlText w:val=""/>
+      <w:lvlJc w:val="left"/>
+      <w:pPr>
+        <w:tabs>
+          <w:tab w:val="num" w:pos="720"/>
+        </w:tabs>
+        <w:ind w:left="720" w:hanging="360"/>
+      </w:pPr>
+      <w:rPr>
+        <w:rFonts w:ascii="Symbol" w:hAnsi="Symbol" w:hint="default"/>
+        <w:sz w:val="20"/>
+      </w:rPr>
+    </w:lvl>
+    <w:lvl w:ilvl="1" w:tentative="1">
+      <w:start w:val="1"/>
+      <w:numFmt w:val="bullet"/>
+      <w:lvlText w:val="o"/>
+      <w:lvlJc w:val="left"/>
+      <w:pPr>
+        <w:tabs>
+          <w:tab w:val="num" w:pos="1440"/>
+        </w:tabs>
+        <w:ind w:left="1440" w:hanging="360"/>
+      </w:pPr>
+      <w:rPr>
+        <w:rFonts w:ascii="Courier New" w:hAnsi="Courier New" w:hint="default"/>
+        <w:sz w:val="20"/>
+      </w:rPr>
+    </w:lvl>
+    <w:lvl w:ilvl="2" w:tentative="1">
+      <w:start w:val="1"/>
+      <w:numFmt w:val="bullet"/>
+      <w:lvlText w:val=""/>
+      <w:lvlJc w:val="left"/>
+      <w:pPr>
+        <w:tabs>
+          <w:tab w:val="num" w:pos="2160"/>
+        </w:tabs>
+        <w:ind w:left="2160" w:hanging="360"/>
+      </w:pPr>
+      <w:rPr>
+        <w:rFonts w:ascii="Wingdings" w:hAnsi="Wingdings" w:hint="default"/>
+        <w:sz w:val="20"/>
+      </w:rPr>
+    </w:lvl>
+    <w:lvl w:ilvl="3" w:tentative="1">
+      <w:start w:val="1"/>
+      <w:numFmt w:val="bullet"/>
+      <w:lvlText w:val=""/>
+      <w:lvlJc w:val="left"/>
+      <w:pPr>
+        <w:tabs>
+          <w:tab w:val="num" w:pos="2880"/>
+        </w:tabs>
+        <w:ind w:left="2880" w:hanging="360"/>
+      </w:pPr>
+      <w:rPr>
+        <w:rFonts w:ascii="Wingdings" w:hAnsi="Wingdings" w:hint="default"/>
+        <w:sz w:val="20"/>
+      </w:rPr>
+    </w:lvl>
+    <w:lvl w:ilvl="4" w:tentative="1">
+      <w:start w:val="1"/>
+      <w:numFmt w:val="bullet"/>
+      <w:lvlText w:val=""/>
+      <w:lvlJc w:val="left"/>
+      <w:pPr>
+        <w:tabs>
+          <w:tab w:val="num" w:pos="3600"/>
+        </w:tabs>
+        <w:ind w:left="3600" w:hanging="360"/>
+      </w:pPr>
+      <w:rPr>
+        <w:rFonts w:ascii="Wingdings" w:hAnsi="Wingdings" w:hint="default"/>
+        <w:sz w:val="20"/>
+      </w:rPr>
+    </w:lvl>
+    <w:lvl w:ilvl="5" w:tentative="1">
+      <w:start w:val="1"/>
+      <w:numFmt w:val="bullet"/>
+      <w:lvlText w:val=""/>
+      <w:lvlJc w:val="left"/>
+      <w:pPr>
+        <w:tabs>
+          <w:tab w:val="num" w:pos="4320"/>
+        </w:tabs>
+        <w:ind w:left="4320" w:hanging="360"/>
+      </w:pPr>
+      <w:rPr>
+        <w:rFonts w:ascii="Wingdings" w:hAnsi="Wingdings" w:hint="default"/>
+        <w:sz w:val="20"/>
+      </w:rPr>
+    </w:lvl>
+    <w:lvl w:ilvl="6" w:tentative="1">
+      <w:start w:val="1"/>
+      <w:numFmt w:val="bullet"/>
+      <w:lvlText w:val=""/>
+      <w:lvlJc w:val="left"/>
+      <w:pPr>
+        <w:tabs>
+          <w:tab w:val="num" w:pos="5040"/>
+        </w:tabs>
+        <w:ind w:left="5040" w:hanging="360"/>
+      </w:pPr>
+      <w:rPr>
+        <w:rFonts w:ascii="Wingdings" w:hAnsi="Wingdings" w:hint="default"/>
+        <w:sz w:val="20"/>
+      </w:rPr>
+    </w:lvl>
+    <w:lvl w:ilvl="7" w:tentative="1">
+      <w:start w:val="1"/>
+      <w:numFmt w:val="bullet"/>
+      <w:lvlText w:val=""/>
+      <w:lvlJc w:val="left"/>
+      <w:pPr>
+        <w:tabs>
+          <w:tab w:val="num" w:pos="5760"/>
+        </w:tabs>
+        <w:ind w:left="5760" w:hanging="360"/>
+      </w:pPr>
+      <w:rPr>
+        <w:rFonts w:ascii="Wingdings" w:hAnsi="Wingdings" w:hint="default"/>
+        <w:sz w:val="20"/>
+      </w:rPr>
+    </w:lvl>
+    <w:lvl w:ilvl="8" w:tentative="1">
+      <w:start w:val="1"/>
+      <w:numFmt w:val="bullet"/>
+      <w:lvlText w:val=""/>
+      <w:lvlJc w:val="left"/>
+      <w:pPr>
+        <w:tabs>
+          <w:tab w:val="num" w:pos="6480"/>
+        </w:tabs>
+        <w:ind w:left="6480" w:hanging="360"/>
+      </w:pPr>
+      <w:rPr>
+        <w:rFonts w:ascii="Wingdings" w:hAnsi="Wingdings" w:hint="default"/>
+        <w:sz w:val="20"/>
+      </w:rPr>
+    </w:lvl>
+  </w:abstractNum>
+  <w:abstractNum w:abstractNumId="53" w15:restartNumberingAfterBreak="0">
     <w:nsid w:val="79EA65C8"/>
     <w:multiLevelType w:val="multilevel"/>
     <w:tmpl w:val="CE3A3A2E"/>
@@ -17070,7 +19598,7 @@
       </w:rPr>
     </w:lvl>
   </w:abstractNum>
-  <w:abstractNum w:abstractNumId="50" w15:restartNumberingAfterBreak="0">
+  <w:abstractNum w:abstractNumId="54" w15:restartNumberingAfterBreak="0">
     <w:nsid w:val="7F953EA3"/>
     <w:multiLevelType w:val="multilevel"/>
     <w:tmpl w:val="4EEC1DC2"/>
@@ -17219,7 +19747,7 @@
       </w:rPr>
     </w:lvl>
   </w:abstractNum>
-  <w:abstractNum w:abstractNumId="51" w15:restartNumberingAfterBreak="0">
+  <w:abstractNum w:abstractNumId="55" w15:restartNumberingAfterBreak="0">
     <w:nsid w:val="7FF64320"/>
     <w:multiLevelType w:val="multilevel"/>
     <w:tmpl w:val="E0C8FF0A"/>
@@ -17369,91 +19897,91 @@
     </w:lvl>
   </w:abstractNum>
   <w:num w:numId="1" w16cid:durableId="1044016843">
+    <w:abstractNumId w:val="13"/>
+  </w:num>
+  <w:num w:numId="2" w16cid:durableId="1671175741">
     <w:abstractNumId w:val="12"/>
   </w:num>
-  <w:num w:numId="2" w16cid:durableId="1671175741">
-    <w:abstractNumId w:val="11"/>
-  </w:num>
   <w:num w:numId="3" w16cid:durableId="221672986">
-    <w:abstractNumId w:val="22"/>
+    <w:abstractNumId w:val="24"/>
   </w:num>
   <w:num w:numId="4" w16cid:durableId="154414655">
     <w:abstractNumId w:val="4"/>
   </w:num>
   <w:num w:numId="5" w16cid:durableId="64767998">
-    <w:abstractNumId w:val="44"/>
+    <w:abstractNumId w:val="47"/>
   </w:num>
   <w:num w:numId="6" w16cid:durableId="911811510">
     <w:abstractNumId w:val="9"/>
   </w:num>
   <w:num w:numId="7" w16cid:durableId="1165632180">
-    <w:abstractNumId w:val="26"/>
+    <w:abstractNumId w:val="28"/>
   </w:num>
   <w:num w:numId="8" w16cid:durableId="888537560">
     <w:abstractNumId w:val="3"/>
   </w:num>
   <w:num w:numId="9" w16cid:durableId="1649742862">
-    <w:abstractNumId w:val="47"/>
+    <w:abstractNumId w:val="50"/>
   </w:num>
   <w:num w:numId="10" w16cid:durableId="402457400">
+    <w:abstractNumId w:val="43"/>
+  </w:num>
+  <w:num w:numId="11" w16cid:durableId="1816339767">
+    <w:abstractNumId w:val="20"/>
+  </w:num>
+  <w:num w:numId="12" w16cid:durableId="1835098242">
+    <w:abstractNumId w:val="40"/>
+  </w:num>
+  <w:num w:numId="13" w16cid:durableId="918102488">
+    <w:abstractNumId w:val="29"/>
+  </w:num>
+  <w:num w:numId="14" w16cid:durableId="941955554">
+    <w:abstractNumId w:val="27"/>
+  </w:num>
+  <w:num w:numId="15" w16cid:durableId="1668827205">
+    <w:abstractNumId w:val="15"/>
+  </w:num>
+  <w:num w:numId="16" w16cid:durableId="866212400">
+    <w:abstractNumId w:val="21"/>
+  </w:num>
+  <w:num w:numId="17" w16cid:durableId="339818102">
+    <w:abstractNumId w:val="26"/>
+  </w:num>
+  <w:num w:numId="18" w16cid:durableId="1298561772">
+    <w:abstractNumId w:val="46"/>
+  </w:num>
+  <w:num w:numId="19" w16cid:durableId="691035750">
+    <w:abstractNumId w:val="39"/>
+  </w:num>
+  <w:num w:numId="20" w16cid:durableId="1888100595">
+    <w:abstractNumId w:val="44"/>
+  </w:num>
+  <w:num w:numId="21" w16cid:durableId="1917275638">
     <w:abstractNumId w:val="41"/>
   </w:num>
-  <w:num w:numId="11" w16cid:durableId="1816339767">
-    <w:abstractNumId w:val="18"/>
-  </w:num>
-  <w:num w:numId="12" w16cid:durableId="1835098242">
-    <w:abstractNumId w:val="38"/>
-  </w:num>
-  <w:num w:numId="13" w16cid:durableId="918102488">
-    <w:abstractNumId w:val="27"/>
-  </w:num>
-  <w:num w:numId="14" w16cid:durableId="941955554">
-    <w:abstractNumId w:val="25"/>
-  </w:num>
-  <w:num w:numId="15" w16cid:durableId="1668827205">
-    <w:abstractNumId w:val="14"/>
-  </w:num>
-  <w:num w:numId="16" w16cid:durableId="866212400">
-    <w:abstractNumId w:val="19"/>
-  </w:num>
-  <w:num w:numId="17" w16cid:durableId="339818102">
-    <w:abstractNumId w:val="24"/>
-  </w:num>
-  <w:num w:numId="18" w16cid:durableId="1298561772">
-    <w:abstractNumId w:val="43"/>
-  </w:num>
-  <w:num w:numId="19" w16cid:durableId="691035750">
-    <w:abstractNumId w:val="37"/>
-  </w:num>
-  <w:num w:numId="20" w16cid:durableId="1888100595">
-    <w:abstractNumId w:val="42"/>
-  </w:num>
-  <w:num w:numId="21" w16cid:durableId="1917275638">
-    <w:abstractNumId w:val="39"/>
-  </w:num>
   <w:num w:numId="22" w16cid:durableId="1606690228">
-    <w:abstractNumId w:val="15"/>
+    <w:abstractNumId w:val="17"/>
   </w:num>
   <w:num w:numId="23" w16cid:durableId="1883059842">
     <w:abstractNumId w:val="8"/>
   </w:num>
   <w:num w:numId="24" w16cid:durableId="212347750">
-    <w:abstractNumId w:val="48"/>
+    <w:abstractNumId w:val="51"/>
   </w:num>
   <w:num w:numId="25" w16cid:durableId="985088509">
     <w:abstractNumId w:val="6"/>
   </w:num>
   <w:num w:numId="26" w16cid:durableId="34041637">
-    <w:abstractNumId w:val="28"/>
+    <w:abstractNumId w:val="30"/>
   </w:num>
   <w:num w:numId="27" w16cid:durableId="322664764">
-    <w:abstractNumId w:val="30"/>
+    <w:abstractNumId w:val="32"/>
   </w:num>
   <w:num w:numId="28" w16cid:durableId="931011708">
-    <w:abstractNumId w:val="29"/>
+    <w:abstractNumId w:val="31"/>
   </w:num>
   <w:num w:numId="29" w16cid:durableId="860706341">
-    <w:abstractNumId w:val="45"/>
+    <w:abstractNumId w:val="48"/>
   </w:num>
   <w:num w:numId="30" w16cid:durableId="2145349924">
     <w:abstractNumId w:val="7"/>
@@ -17462,31 +19990,31 @@
     <w:abstractNumId w:val="10"/>
   </w:num>
   <w:num w:numId="32" w16cid:durableId="1853835032">
-    <w:abstractNumId w:val="13"/>
+    <w:abstractNumId w:val="14"/>
   </w:num>
   <w:num w:numId="33" w16cid:durableId="1787651845">
-    <w:abstractNumId w:val="23"/>
+    <w:abstractNumId w:val="25"/>
   </w:num>
   <w:num w:numId="34" w16cid:durableId="270209993">
-    <w:abstractNumId w:val="50"/>
+    <w:abstractNumId w:val="54"/>
   </w:num>
   <w:num w:numId="35" w16cid:durableId="1703020304">
-    <w:abstractNumId w:val="51"/>
+    <w:abstractNumId w:val="55"/>
   </w:num>
   <w:num w:numId="36" w16cid:durableId="115679699">
+    <w:abstractNumId w:val="36"/>
+  </w:num>
+  <w:num w:numId="37" w16cid:durableId="1552572059">
+    <w:abstractNumId w:val="38"/>
+  </w:num>
+  <w:num w:numId="38" w16cid:durableId="1931304988">
     <w:abstractNumId w:val="34"/>
   </w:num>
-  <w:num w:numId="37" w16cid:durableId="1552572059">
-    <w:abstractNumId w:val="36"/>
-  </w:num>
-  <w:num w:numId="38" w16cid:durableId="1931304988">
-    <w:abstractNumId w:val="32"/>
-  </w:num>
   <w:num w:numId="39" w16cid:durableId="1766417330">
-    <w:abstractNumId w:val="33"/>
+    <w:abstractNumId w:val="35"/>
   </w:num>
   <w:num w:numId="40" w16cid:durableId="1443839104">
-    <w:abstractNumId w:val="16"/>
+    <w:abstractNumId w:val="18"/>
   </w:num>
   <w:num w:numId="41" w16cid:durableId="1972243878">
     <w:abstractNumId w:val="1"/>
@@ -17495,7 +20023,7 @@
     <w:abstractNumId w:val="2"/>
   </w:num>
   <w:num w:numId="43" w16cid:durableId="1129930125">
-    <w:abstractNumId w:val="40"/>
+    <w:abstractNumId w:val="42"/>
   </w:num>
   <w:num w:numId="44" w16cid:durableId="1346207091">
     <w:abstractNumId w:val="0"/>
@@ -17504,25 +20032,37 @@
     <w:abstractNumId w:val="5"/>
   </w:num>
   <w:num w:numId="46" w16cid:durableId="848253557">
+    <w:abstractNumId w:val="53"/>
+  </w:num>
+  <w:num w:numId="47" w16cid:durableId="1351641720">
+    <w:abstractNumId w:val="37"/>
+  </w:num>
+  <w:num w:numId="48" w16cid:durableId="2054764435">
+    <w:abstractNumId w:val="23"/>
+  </w:num>
+  <w:num w:numId="49" w16cid:durableId="674263351">
     <w:abstractNumId w:val="49"/>
   </w:num>
-  <w:num w:numId="47" w16cid:durableId="1351641720">
-    <w:abstractNumId w:val="35"/>
-  </w:num>
-  <w:num w:numId="48" w16cid:durableId="2054764435">
-    <w:abstractNumId w:val="21"/>
-  </w:num>
-  <w:num w:numId="49" w16cid:durableId="674263351">
-    <w:abstractNumId w:val="46"/>
-  </w:num>
   <w:num w:numId="50" w16cid:durableId="2016954255">
-    <w:abstractNumId w:val="17"/>
+    <w:abstractNumId w:val="19"/>
   </w:num>
   <w:num w:numId="51" w16cid:durableId="490758495">
-    <w:abstractNumId w:val="20"/>
+    <w:abstractNumId w:val="22"/>
   </w:num>
   <w:num w:numId="52" w16cid:durableId="1745033699">
-    <w:abstractNumId w:val="31"/>
+    <w:abstractNumId w:val="33"/>
+  </w:num>
+  <w:num w:numId="53" w16cid:durableId="239562274">
+    <w:abstractNumId w:val="16"/>
+  </w:num>
+  <w:num w:numId="54" w16cid:durableId="1203328780">
+    <w:abstractNumId w:val="45"/>
+  </w:num>
+  <w:num w:numId="55" w16cid:durableId="210463162">
+    <w:abstractNumId w:val="11"/>
+  </w:num>
+  <w:num w:numId="56" w16cid:durableId="800074489">
+    <w:abstractNumId w:val="52"/>
   </w:num>
   <w:numIdMacAtCleanup w:val="16"/>
 </w:numbering>
@@ -18128,7 +20668,6 @@
   <w:style w:type="character" w:default="1" w:styleId="DefaultParagraphFont">
     <w:name w:val="Default Paragraph Font"/>
     <w:uiPriority w:val="1"/>
-    <w:semiHidden/>
     <w:unhideWhenUsed/>
   </w:style>
   <w:style w:type="table" w:default="1" w:styleId="TableNormal">
